--- a/docs/EBAY_CAPTURE_WEEKLY.docx
+++ b/docs/EBAY_CAPTURE_WEEKLY.docx
@@ -25,24 +25,7 @@
           <w:b w:val="0"/>
           <w:sz w:val="22"/>
         </w:rPr>
-        <w:t>The reasoning behind the list is in EBAY_CAPTURE_SCHEDULE.docx. That file is reference material now, not instructions.</w:t>
-      </w:r>
-    </w:p>
-    <w:p>
-      <w:pPr>
-        <w:pStyle w:val="Heading1"/>
-      </w:pPr>
-      <w:r>
-        <w:t>Yes, we still capture</w:t>
-      </w:r>
-    </w:p>
-    <w:p>
-      <w:r>
-        <w:rPr>
-          <w:b w:val="0"/>
-          <w:sz w:val="22"/>
-        </w:rPr>
-        <w:t>About 60 searches a week, down from about 700. The list got shorter because most of what we used to search already has plenty of sales — not nearly enough, but done several times over. Searching those again returns sales we already have.</w:t>
+        <w:t>About 183 searches a week. Every comic on this list was checked on 2026-08-17 and is genuinely short of sales — either too few in total, or too few in the high grades people pay for. Nothing here is on the list just to fill a day.</w:t>
       </w:r>
     </w:p>
     <w:p>
@@ -59,15 +42,7 @@
           <w:b w:val="0"/>
           <w:sz w:val="22"/>
         </w:rPr>
-        <w:t>One title plus one issue number per search, like Absolute Batman 4. Work straight down a title without switching to another one. Click eBay's own Next button to page through results. Never automate it — that is what gets the account banned.</w:t>
-      </w:r>
-    </w:p>
-    <w:p>
-      <w:pPr>
-        <w:pStyle w:val="Heading1"/>
-      </w:pPr>
-      <w:r>
-        <w:t>MONDAY — Absolute Batman</w:t>
+        <w:t>One title plus one issue number per search, like Daredevil 131. Work straight down a title without switching. Click eBay's own Next button to page through. Never automate it.</w:t>
       </w:r>
     </w:p>
     <w:p>
@@ -76,7 +51,7 @@
           <w:b w:val="0"/>
           <w:sz w:val="22"/>
         </w:rPr>
-        <w:t>#1 through the current issue. At least #20 exists; check whether newer ones have shipped and go to whatever is current.</w:t>
+        <w:t>The number after each comic is what we have now: total sales, then how many are graded, then how many are graded 9.4 or better. That last one is usually the reason it is here.</w:t>
       </w:r>
     </w:p>
     <w:p>
@@ -84,7 +59,16 @@
         <w:pStyle w:val="Heading1"/>
       </w:pPr>
       <w:r>
-        <w:t>TUESDAY — Absolute Superman</w:t>
+        <w:t>MONDAY — Marvel Bronze Age</w:t>
+      </w:r>
+    </w:p>
+    <w:p>
+      <w:r>
+        <w:rPr>
+          <w:b/>
+          <w:sz w:val="22"/>
+        </w:rPr>
+        <w:t>First, Absolute Batman</w:t>
       </w:r>
     </w:p>
     <w:p>
@@ -93,7 +77,7 @@
           <w:b w:val="0"/>
           <w:sz w:val="22"/>
         </w:rPr>
-        <w:t>#1 through the current issue. At least #12 exists; check for newer.</w:t>
+        <w:t>#1 through the current issue (at least #20 — check for newer)</w:t>
       </w:r>
     </w:p>
     <w:p>
@@ -102,7 +86,167 @@
           <w:b/>
           <w:sz w:val="22"/>
         </w:rPr>
-        <w:t>Do these first — they have no graded sales at all:</w:t>
+        <w:t>Then:</w:t>
+      </w:r>
+    </w:p>
+    <w:p>
+      <w:pPr>
+        <w:pStyle w:val="ListBullet"/>
+      </w:pPr>
+      <w:r>
+        <w:t>Amazing Adventures 11   (5 sales, 1 graded, 0 at 9.4+)</w:t>
+      </w:r>
+    </w:p>
+    <w:p>
+      <w:pPr>
+        <w:pStyle w:val="ListBullet"/>
+      </w:pPr>
+      <w:r>
+        <w:t>Captain America 100   (116 sales, 45 graded, 2 at 9.4+)</w:t>
+      </w:r>
+    </w:p>
+    <w:p>
+      <w:pPr>
+        <w:pStyle w:val="ListBullet"/>
+      </w:pPr>
+      <w:r>
+        <w:t>Captain America 109   (65 sales, 20 graded, 4 at 9.4+)</w:t>
+      </w:r>
+    </w:p>
+    <w:p>
+      <w:pPr>
+        <w:pStyle w:val="ListBullet"/>
+      </w:pPr>
+      <w:r>
+        <w:t>Captain Marvel 26   (2 sales, 0 graded, 0 at 9.4+)</w:t>
+      </w:r>
+    </w:p>
+    <w:p>
+      <w:pPr>
+        <w:pStyle w:val="ListBullet"/>
+      </w:pPr>
+      <w:r>
+        <w:t>Conan the Barbarian 3   (63 sales, 7 graded, 3 at 9.4+)</w:t>
+      </w:r>
+    </w:p>
+    <w:p>
+      <w:pPr>
+        <w:pStyle w:val="ListBullet"/>
+      </w:pPr>
+      <w:r>
+        <w:t>Conan the Barbarian 23   (86 sales, 15 graded, 3 at 9.4+)</w:t>
+      </w:r>
+    </w:p>
+    <w:p>
+      <w:pPr>
+        <w:pStyle w:val="ListBullet"/>
+      </w:pPr>
+      <w:r>
+        <w:t>Ghost Rider 2   (95 sales, 16 graded, 4 at 9.4+)</w:t>
+      </w:r>
+    </w:p>
+    <w:p>
+      <w:pPr>
+        <w:pStyle w:val="ListBullet"/>
+      </w:pPr>
+      <w:r>
+        <w:t>Hero for Hire 1   (152 sales, 71 graded, 0 at 9.4+)</w:t>
+      </w:r>
+    </w:p>
+    <w:p>
+      <w:pPr>
+        <w:pStyle w:val="ListBullet"/>
+      </w:pPr>
+      <w:r>
+        <w:t>Incredible Hulk 182   (112 sales, 37 graded, 1 at 9.4+)</w:t>
+      </w:r>
+    </w:p>
+    <w:p>
+      <w:pPr>
+        <w:pStyle w:val="ListBullet"/>
+      </w:pPr>
+      <w:r>
+        <w:t>Incredible Hulk 183   (21 sales, 0 graded, 0 at 9.4+)</w:t>
+      </w:r>
+    </w:p>
+    <w:p>
+      <w:pPr>
+        <w:pStyle w:val="ListBullet"/>
+      </w:pPr>
+      <w:r>
+        <w:t>Jungle Action 6   (53 sales, 11 graded, 1 at 9.4+)</w:t>
+      </w:r>
+    </w:p>
+    <w:p>
+      <w:pPr>
+        <w:pStyle w:val="ListBullet"/>
+      </w:pPr>
+      <w:r>
+        <w:t>Marvel Team-Up 1   (159 sales, 17 graded, 4 at 9.4+)</w:t>
+      </w:r>
+    </w:p>
+    <w:p>
+      <w:pPr>
+        <w:pStyle w:val="ListBullet"/>
+      </w:pPr>
+      <w:r>
+        <w:t>Marvel Team-Up 4   (54 sales, 5 graded, 0 at 9.4+)</w:t>
+      </w:r>
+    </w:p>
+    <w:p>
+      <w:pPr>
+        <w:pStyle w:val="ListBullet"/>
+      </w:pPr>
+      <w:r>
+        <w:t>Marvel Two-in-One 1   (77 sales, 3 graded, 1 at 9.4+)</w:t>
+      </w:r>
+    </w:p>
+    <w:p>
+      <w:pPr>
+        <w:pStyle w:val="ListBullet"/>
+      </w:pPr>
+      <w:r>
+        <w:t>Omega the Unknown 1   (36 sales, 2 graded, 2 at 9.4+)</w:t>
+      </w:r>
+    </w:p>
+    <w:p>
+      <w:pPr>
+        <w:pStyle w:val="ListBullet"/>
+      </w:pPr>
+      <w:r>
+        <w:t>Power Man and Iron Fist 48   (2 sales, 0 graded, 0 at 9.4+)</w:t>
+      </w:r>
+    </w:p>
+    <w:p>
+      <w:pPr>
+        <w:pStyle w:val="ListBullet"/>
+      </w:pPr>
+      <w:r>
+        <w:t>Power Man and Iron Fist 50   (22 sales, 3 graded, 1 at 9.4+)</w:t>
+      </w:r>
+    </w:p>
+    <w:p>
+      <w:pPr>
+        <w:pStyle w:val="ListBullet"/>
+      </w:pPr>
+      <w:r>
+        <w:t>Tomb of Dracula 10   (127 sales, 66 graded, 3 at 9.4+)</w:t>
+      </w:r>
+    </w:p>
+    <w:p>
+      <w:pPr>
+        <w:pStyle w:val="ListBullet"/>
+      </w:pPr>
+      <w:r>
+        <w:t>Tomb of Dracula 12   (33 sales, 7 graded, 1 at 9.4+)</w:t>
+      </w:r>
+    </w:p>
+    <w:p>
+      <w:pPr>
+        <w:pStyle w:val="ListBullet"/>
+      </w:pPr>
+      <w:r>
+        <w:t>Warlock 1   (42 sales, 8 graded, 0 at 9.4+)</w:t>
       </w:r>
     </w:p>
     <w:p>
@@ -111,7 +255,7 @@
           <w:b w:val="0"/>
           <w:sz w:val="22"/>
         </w:rPr>
-        <w:t>#2, #5, #6, #9, #11, #12</w:t>
+        <w:t>40 searches.</w:t>
       </w:r>
     </w:p>
     <w:p>
@@ -119,7 +263,16 @@
         <w:pStyle w:val="Heading1"/>
       </w:pPr>
       <w:r>
-        <w:t>WEDNESDAY — Absolute Wonder Woman</w:t>
+        <w:t>TUESDAY — Marvel Copper &amp; Modern</w:t>
+      </w:r>
+    </w:p>
+    <w:p>
+      <w:r>
+        <w:rPr>
+          <w:b/>
+          <w:sz w:val="22"/>
+        </w:rPr>
+        <w:t>First, Absolute Superman</w:t>
       </w:r>
     </w:p>
     <w:p>
@@ -128,7 +281,16 @@
           <w:b w:val="0"/>
           <w:sz w:val="22"/>
         </w:rPr>
-        <w:t>#1 through the current issue. At least #12 exists; check for newer.</w:t>
+        <w:t>#1 through the current issue (at least #12 — check for newer)</w:t>
+      </w:r>
+    </w:p>
+    <w:p>
+      <w:r>
+        <w:rPr>
+          <w:b w:val="0"/>
+          <w:sz w:val="22"/>
+        </w:rPr>
+        <w:t>Do these first — they have no graded sales at all: #2, #5, #6, #9, #11, #12</w:t>
       </w:r>
     </w:p>
     <w:p>
@@ -137,7 +299,95 @@
           <w:b/>
           <w:sz w:val="22"/>
         </w:rPr>
-        <w:t>Do these first — they have no graded sales at all:</w:t>
+        <w:t>Then:</w:t>
+      </w:r>
+    </w:p>
+    <w:p>
+      <w:pPr>
+        <w:pStyle w:val="ListBullet"/>
+      </w:pPr>
+      <w:r>
+        <w:t>Avengers 345   (6 sales, 0 graded, 0 at 9.4+)</w:t>
+      </w:r>
+    </w:p>
+    <w:p>
+      <w:pPr>
+        <w:pStyle w:val="ListBullet"/>
+      </w:pPr>
+      <w:r>
+        <w:t>Cable 1   (33 sales, 3 graded, 3 at 9.4+)</w:t>
+      </w:r>
+    </w:p>
+    <w:p>
+      <w:pPr>
+        <w:pStyle w:val="ListBullet"/>
+      </w:pPr>
+      <w:r>
+        <w:t>Ms Marvel 1   (6 sales, 1 graded, 1 at 9.4+)</w:t>
+      </w:r>
+    </w:p>
+    <w:p>
+      <w:pPr>
+        <w:pStyle w:val="ListBullet"/>
+      </w:pPr>
+      <w:r>
+        <w:t>Punisher 2   (40 sales, 5 graded, 4 at 9.4+)</w:t>
+      </w:r>
+    </w:p>
+    <w:p>
+      <w:pPr>
+        <w:pStyle w:val="ListBullet"/>
+      </w:pPr>
+      <w:r>
+        <w:t>Silver Surfer 34   (44 sales, 7 graded, 2 at 9.4+)</w:t>
+      </w:r>
+    </w:p>
+    <w:p>
+      <w:pPr>
+        <w:pStyle w:val="ListBullet"/>
+      </w:pPr>
+      <w:r>
+        <w:t>Web of Spider-Man 18   (39 sales, 3 graded, 1 at 9.4+)</w:t>
+      </w:r>
+    </w:p>
+    <w:p>
+      <w:pPr>
+        <w:pStyle w:val="ListBullet"/>
+      </w:pPr>
+      <w:r>
+        <w:t>Web of Spider-Man 19   (12 sales, 2 graded, 2 at 9.4+)</w:t>
+      </w:r>
+    </w:p>
+    <w:p>
+      <w:pPr>
+        <w:pStyle w:val="ListBullet"/>
+      </w:pPr>
+      <w:r>
+        <w:t>Wolverine 3   (83 sales, 5 graded, 2 at 9.4+)</w:t>
+      </w:r>
+    </w:p>
+    <w:p>
+      <w:pPr>
+        <w:pStyle w:val="ListBullet"/>
+      </w:pPr>
+      <w:r>
+        <w:t>Wolverine 4   (48 sales, 7 graded, 4 at 9.4+)</w:t>
+      </w:r>
+    </w:p>
+    <w:p>
+      <w:pPr>
+        <w:pStyle w:val="ListBullet"/>
+      </w:pPr>
+      <w:r>
+        <w:t>Wolverine 10   (24 sales, 3 graded, 2 at 9.4+)</w:t>
+      </w:r>
+    </w:p>
+    <w:p>
+      <w:pPr>
+        <w:pStyle w:val="ListBullet"/>
+      </w:pPr>
+      <w:r>
+        <w:t>Wolverine 41   (8 sales, 0 graded, 0 at 9.4+)</w:t>
       </w:r>
     </w:p>
     <w:p>
@@ -146,7 +396,7 @@
           <w:b w:val="0"/>
           <w:sz w:val="22"/>
         </w:rPr>
-        <w:t>#2, #3, #8, #9, #12</w:t>
+        <w:t>23 searches.</w:t>
       </w:r>
     </w:p>
     <w:p>
@@ -154,7 +404,16 @@
         <w:pStyle w:val="Heading1"/>
       </w:pPr>
       <w:r>
-        <w:t>THURSDAY — Four thin comics, then Spider-Man</w:t>
+        <w:t>WEDNESDAY — DC</w:t>
+      </w:r>
+    </w:p>
+    <w:p>
+      <w:r>
+        <w:rPr>
+          <w:b/>
+          <w:sz w:val="22"/>
+        </w:rPr>
+        <w:t>First, Absolute Wonder Woman</w:t>
       </w:r>
     </w:p>
     <w:p>
@@ -163,15 +422,926 @@
           <w:b w:val="0"/>
           <w:sz w:val="22"/>
         </w:rPr>
-        <w:t>These four are the only comics outside the Absolute runs that are both actively traded and genuinely short of graded sales:</w:t>
+        <w:t>#1 through the current issue (at least #12 — check for newer)</w:t>
       </w:r>
     </w:p>
     <w:p>
+      <w:r>
+        <w:rPr>
+          <w:b w:val="0"/>
+          <w:sz w:val="22"/>
+        </w:rPr>
+        <w:t>Do these first — they have no graded sales at all: #2, #3, #8, #9, #12</w:t>
+      </w:r>
+    </w:p>
+    <w:p>
+      <w:r>
+        <w:rPr>
+          <w:b/>
+          <w:sz w:val="22"/>
+        </w:rPr>
+        <w:t>Then:</w:t>
+      </w:r>
+    </w:p>
+    <w:p>
       <w:pPr>
         <w:pStyle w:val="ListBullet"/>
       </w:pPr>
       <w:r>
-        <w:t>Saga of the Swamp Thing 1</w:t>
+        <w:t>Action Comics 419   (26 sales, 4 graded, 1 at 9.4+)</w:t>
+      </w:r>
+    </w:p>
+    <w:p>
+      <w:pPr>
+        <w:pStyle w:val="ListBullet"/>
+      </w:pPr>
+      <w:r>
+        <w:t>Action Comics 484   (22 sales, 0 graded, 0 at 9.4+)</w:t>
+      </w:r>
+    </w:p>
+    <w:p>
+      <w:pPr>
+        <w:pStyle w:val="ListBullet"/>
+      </w:pPr>
+      <w:r>
+        <w:t>Action Comics 500   (23 sales, 3 graded, 3 at 9.4+)</w:t>
+      </w:r>
+    </w:p>
+    <w:p>
+      <w:pPr>
+        <w:pStyle w:val="ListBullet"/>
+      </w:pPr>
+      <w:r>
+        <w:t>Action Comics 583   (19 sales, 5 graded, 4 at 9.4+)</w:t>
+      </w:r>
+    </w:p>
+    <w:p>
+      <w:pPr>
+        <w:pStyle w:val="ListBullet"/>
+      </w:pPr>
+      <w:r>
+        <w:t>Action Comics 662   (14 sales, 1 graded, 0 at 9.4+)</w:t>
+      </w:r>
+    </w:p>
+    <w:p>
+      <w:pPr>
+        <w:pStyle w:val="ListBullet"/>
+      </w:pPr>
+      <w:r>
+        <w:t>Batman 181   (198 sales, 75 graded, 0 at 9.4+)</w:t>
+      </w:r>
+    </w:p>
+    <w:p>
+      <w:pPr>
+        <w:pStyle w:val="ListBullet"/>
+      </w:pPr>
+      <w:r>
+        <w:t>Batman 216   (57 sales, 1 graded, 0 at 9.4+)</w:t>
+      </w:r>
+    </w:p>
+    <w:p>
+      <w:pPr>
+        <w:pStyle w:val="ListBullet"/>
+      </w:pPr>
+      <w:r>
+        <w:t>Batman 366   (35 sales, 4 graded, 3 at 9.4+)</w:t>
+      </w:r>
+    </w:p>
+    <w:p>
+      <w:pPr>
+        <w:pStyle w:val="ListBullet"/>
+      </w:pPr>
+      <w:r>
+        <w:t>Batman The Killing Joke 1   (59 sales, 3 graded, 3 at 9.4+)</w:t>
+      </w:r>
+    </w:p>
+    <w:p>
+      <w:pPr>
+        <w:pStyle w:val="ListBullet"/>
+      </w:pPr>
+      <w:r>
+        <w:t>Detective Comics 359   (131 sales, 57 graded, 0 at 9.4+)</w:t>
+      </w:r>
+    </w:p>
+    <w:p>
+      <w:pPr>
+        <w:pStyle w:val="ListBullet"/>
+      </w:pPr>
+      <w:r>
+        <w:t>Detective Comics 400   (53 sales, 13 graded, 0 at 9.4+)</w:t>
+      </w:r>
+    </w:p>
+    <w:p>
+      <w:pPr>
+        <w:pStyle w:val="ListBullet"/>
+      </w:pPr>
+      <w:r>
+        <w:t>Detective Comics 411   (35 sales, 16 graded, 0 at 9.4+)</w:t>
+      </w:r>
+    </w:p>
+    <w:p>
+      <w:pPr>
+        <w:pStyle w:val="ListBullet"/>
+      </w:pPr>
+      <w:r>
+        <w:t>Detective Comics 474   (38 sales, 3 graded, 0 at 9.4+)</w:t>
+      </w:r>
+    </w:p>
+    <w:p>
+      <w:pPr>
+        <w:pStyle w:val="ListBullet"/>
+      </w:pPr>
+      <w:r>
+        <w:t>Detective Comics 826   (14 sales, 0 graded, 0 at 9.4+)</w:t>
+      </w:r>
+    </w:p>
+    <w:p>
+      <w:pPr>
+        <w:pStyle w:val="ListBullet"/>
+      </w:pPr>
+      <w:r>
+        <w:t>Flash 123   (47 sales, 23 graded, 0 at 9.4+)</w:t>
+      </w:r>
+    </w:p>
+    <w:p>
+      <w:pPr>
+        <w:pStyle w:val="ListBullet"/>
+      </w:pPr>
+      <w:r>
+        <w:t>Flash 139   (46 sales, 17 graded, 0 at 9.4+)</w:t>
+      </w:r>
+    </w:p>
+    <w:p>
+      <w:pPr>
+        <w:pStyle w:val="ListBullet"/>
+      </w:pPr>
+      <w:r>
+        <w:t>Green Lantern 76   (107 sales, 43 graded, 2 at 9.4+)</w:t>
+      </w:r>
+    </w:p>
+    <w:p>
+      <w:pPr>
+        <w:pStyle w:val="ListBullet"/>
+      </w:pPr>
+      <w:r>
+        <w:t>Green Lantern 85   (30 sales, 5 graded, 1 at 9.4+)</w:t>
+      </w:r>
+    </w:p>
+    <w:p>
+      <w:pPr>
+        <w:pStyle w:val="ListBullet"/>
+      </w:pPr>
+      <w:r>
+        <w:t>Legion of Super-Heroes 1   (80 sales, 1 graded, 1 at 9.4+)</w:t>
+      </w:r>
+    </w:p>
+    <w:p>
+      <w:pPr>
+        <w:pStyle w:val="ListBullet"/>
+      </w:pPr>
+      <w:r>
+        <w:t>New Teen Titans 44   (10 sales, 3 graded, 0 at 9.4+)</w:t>
+      </w:r>
+    </w:p>
+    <w:p>
+      <w:pPr>
+        <w:pStyle w:val="ListBullet"/>
+      </w:pPr>
+      <w:r>
+        <w:t>Superman 233   (70 sales, 21 graded, 1 at 9.4+)</w:t>
+      </w:r>
+    </w:p>
+    <w:p>
+      <w:pPr>
+        <w:pStyle w:val="ListBullet"/>
+      </w:pPr>
+      <w:r>
+        <w:t>Swamp Thing 37   (71 sales, 19 graded, 3 at 9.4+)</w:t>
+      </w:r>
+    </w:p>
+    <w:p>
+      <w:r>
+        <w:rPr>
+          <w:b w:val="0"/>
+          <w:sz w:val="22"/>
+        </w:rPr>
+        <w:t>34 searches.</w:t>
+      </w:r>
+    </w:p>
+    <w:p>
+      <w:pPr>
+        <w:pStyle w:val="Heading1"/>
+      </w:pPr>
+      <w:r>
+        <w:t>THURSDAY — Silver Age</w:t>
+      </w:r>
+    </w:p>
+    <w:p>
+      <w:pPr>
+        <w:pStyle w:val="ListBullet"/>
+      </w:pPr>
+      <w:r>
+        <w:t>Amazing Spider-Man 2   (73 sales, 22 graded, 2 at 9.4+)</w:t>
+      </w:r>
+    </w:p>
+    <w:p>
+      <w:pPr>
+        <w:pStyle w:val="ListBullet"/>
+      </w:pPr>
+      <w:r>
+        <w:t>Amazing Spider-Man 3   (54 sales, 16 graded, 2 at 9.4+)</w:t>
+      </w:r>
+    </w:p>
+    <w:p>
+      <w:pPr>
+        <w:pStyle w:val="ListBullet"/>
+      </w:pPr>
+      <w:r>
+        <w:t>Amazing Spider-Man 31   (214 sales, 44 graded, 2 at 9.4+)</w:t>
+      </w:r>
+    </w:p>
+    <w:p>
+      <w:pPr>
+        <w:pStyle w:val="ListBullet"/>
+      </w:pPr>
+      <w:r>
+        <w:t>Amazing Spider-Man 33   (146 sales, 22 graded, 2 at 9.4+)</w:t>
+      </w:r>
+    </w:p>
+    <w:p>
+      <w:pPr>
+        <w:pStyle w:val="ListBullet"/>
+      </w:pPr>
+      <w:r>
+        <w:t>Amazing Spider-Man 50   (213 sales, 71 graded, 0 at 9.4+)</w:t>
+      </w:r>
+    </w:p>
+    <w:p>
+      <w:pPr>
+        <w:pStyle w:val="ListBullet"/>
+      </w:pPr>
+      <w:r>
+        <w:t>Amazing Spider-Man 73   (95 sales, 20 graded, 2 at 9.4+)</w:t>
+      </w:r>
+    </w:p>
+    <w:p>
+      <w:pPr>
+        <w:pStyle w:val="ListBullet"/>
+      </w:pPr>
+      <w:r>
+        <w:t>Amazing Spider-Man 101   (199 sales, 73 graded, 4 at 9.4+)</w:t>
+      </w:r>
+    </w:p>
+    <w:p>
+      <w:pPr>
+        <w:pStyle w:val="ListBullet"/>
+      </w:pPr>
+      <w:r>
+        <w:t>Avengers 1   (142 sales, 52 graded, 4 at 9.4+)</w:t>
+      </w:r>
+    </w:p>
+    <w:p>
+      <w:pPr>
+        <w:pStyle w:val="ListBullet"/>
+      </w:pPr>
+      <w:r>
+        <w:t>Avengers 4   (53 sales, 26 graded, 0 at 9.4+)</w:t>
+      </w:r>
+    </w:p>
+    <w:p>
+      <w:pPr>
+        <w:pStyle w:val="ListBullet"/>
+      </w:pPr>
+      <w:r>
+        <w:t>Avengers 8   (57 sales, 30 graded, 0 at 9.4+)</w:t>
+      </w:r>
+    </w:p>
+    <w:p>
+      <w:pPr>
+        <w:pStyle w:val="ListBullet"/>
+      </w:pPr>
+      <w:r>
+        <w:t>Avengers 16   (39 sales, 7 graded, 0 at 9.4+)</w:t>
+      </w:r>
+    </w:p>
+    <w:p>
+      <w:pPr>
+        <w:pStyle w:val="ListBullet"/>
+      </w:pPr>
+      <w:r>
+        <w:t>Avengers 55   (79 sales, 28 graded, 2 at 9.4+)</w:t>
+      </w:r>
+    </w:p>
+    <w:p>
+      <w:pPr>
+        <w:pStyle w:val="ListBullet"/>
+      </w:pPr>
+      <w:r>
+        <w:t>Avengers 57   (98 sales, 41 graded, 1 at 9.4+)</w:t>
+      </w:r>
+    </w:p>
+    <w:p>
+      <w:pPr>
+        <w:pStyle w:val="ListBullet"/>
+      </w:pPr>
+      <w:r>
+        <w:t>Brave and the Bold 28   (53 sales, 29 graded, 1 at 9.4+)</w:t>
+      </w:r>
+    </w:p>
+    <w:p>
+      <w:pPr>
+        <w:pStyle w:val="ListBullet"/>
+      </w:pPr>
+      <w:r>
+        <w:t>Brave and the Bold 34   (14 sales, 5 graded, 0 at 9.4+)</w:t>
+      </w:r>
+    </w:p>
+    <w:p>
+      <w:pPr>
+        <w:pStyle w:val="ListBullet"/>
+      </w:pPr>
+      <w:r>
+        <w:t>Brave and the Bold 54   (34 sales, 14 graded, 0 at 9.4+)</w:t>
+      </w:r>
+    </w:p>
+    <w:p>
+      <w:pPr>
+        <w:pStyle w:val="ListBullet"/>
+      </w:pPr>
+      <w:r>
+        <w:t>Fantastic Four 1   (210 sales, 35 graded, 0 at 9.4+)</w:t>
+      </w:r>
+    </w:p>
+    <w:p>
+      <w:pPr>
+        <w:pStyle w:val="ListBullet"/>
+      </w:pPr>
+      <w:r>
+        <w:t>Fantastic Four 4   (108 sales, 21 graded, 2 at 9.4+)</w:t>
+      </w:r>
+    </w:p>
+    <w:p>
+      <w:pPr>
+        <w:pStyle w:val="ListBullet"/>
+      </w:pPr>
+      <w:r>
+        <w:t>Fantastic Four 5   (146 sales, 40 graded, 2 at 9.4+)</w:t>
+      </w:r>
+    </w:p>
+    <w:p>
+      <w:pPr>
+        <w:pStyle w:val="ListBullet"/>
+      </w:pPr>
+      <w:r>
+        <w:t>Fantastic Four 12   (67 sales, 14 graded, 0 at 9.4+)</w:t>
+      </w:r>
+    </w:p>
+    <w:p>
+      <w:pPr>
+        <w:pStyle w:val="ListBullet"/>
+      </w:pPr>
+      <w:r>
+        <w:t>Fantastic Four 45   (87 sales, 28 graded, 0 at 9.4+)</w:t>
+      </w:r>
+    </w:p>
+    <w:p>
+      <w:pPr>
+        <w:pStyle w:val="ListBullet"/>
+      </w:pPr>
+      <w:r>
+        <w:t>Fantastic Four 48   (205 sales, 101 graded, 2 at 9.4+)</w:t>
+      </w:r>
+    </w:p>
+    <w:p>
+      <w:pPr>
+        <w:pStyle w:val="ListBullet"/>
+      </w:pPr>
+      <w:r>
+        <w:t>Fantastic Four 49   (108 sales, 54 graded, 0 at 9.4+)</w:t>
+      </w:r>
+    </w:p>
+    <w:p>
+      <w:pPr>
+        <w:pStyle w:val="ListBullet"/>
+      </w:pPr>
+      <w:r>
+        <w:t>Fantastic Four 50   (90 sales, 33 graded, 0 at 9.4+)</w:t>
+      </w:r>
+    </w:p>
+    <w:p>
+      <w:pPr>
+        <w:pStyle w:val="ListBullet"/>
+      </w:pPr>
+      <w:r>
+        <w:t>Fantastic Four 52   (117 sales, 70 graded, 0 at 9.4+)</w:t>
+      </w:r>
+    </w:p>
+    <w:p>
+      <w:pPr>
+        <w:pStyle w:val="ListBullet"/>
+      </w:pPr>
+      <w:r>
+        <w:t>Journey into Mystery 83   (67 sales, 47 graded, 0 at 9.4+)</w:t>
+      </w:r>
+    </w:p>
+    <w:p>
+      <w:pPr>
+        <w:pStyle w:val="ListBullet"/>
+      </w:pPr>
+      <w:r>
+        <w:t>Journey into Mystery 85   (25 sales, 14 graded, 0 at 9.4+)</w:t>
+      </w:r>
+    </w:p>
+    <w:p>
+      <w:pPr>
+        <w:pStyle w:val="ListBullet"/>
+      </w:pPr>
+      <w:r>
+        <w:t>Journey into Mystery 112   (47 sales, 14 graded, 0 at 9.4+)</w:t>
+      </w:r>
+    </w:p>
+    <w:p>
+      <w:pPr>
+        <w:pStyle w:val="ListBullet"/>
+      </w:pPr>
+      <w:r>
+        <w:t>Showcase 4   (16 sales, 6 graded, 0 at 9.4+)</w:t>
+      </w:r>
+    </w:p>
+    <w:p>
+      <w:pPr>
+        <w:pStyle w:val="ListBullet"/>
+      </w:pPr>
+      <w:r>
+        <w:t>Showcase 8   (9 sales, 0 graded, 0 at 9.4+)</w:t>
+      </w:r>
+    </w:p>
+    <w:p>
+      <w:pPr>
+        <w:pStyle w:val="ListBullet"/>
+      </w:pPr>
+      <w:r>
+        <w:t>Showcase 22   (1 sales, 0 graded, 0 at 9.4+)</w:t>
+      </w:r>
+    </w:p>
+    <w:p>
+      <w:pPr>
+        <w:pStyle w:val="ListBullet"/>
+      </w:pPr>
+      <w:r>
+        <w:t>Showcase 34   (19 sales, 7 graded, 0 at 9.4+)</w:t>
+      </w:r>
+    </w:p>
+    <w:p>
+      <w:pPr>
+        <w:pStyle w:val="ListBullet"/>
+      </w:pPr>
+      <w:r>
+        <w:t>Strange Tales 110   (73 sales, 54 graded, 0 at 9.4+)</w:t>
+      </w:r>
+    </w:p>
+    <w:p>
+      <w:pPr>
+        <w:pStyle w:val="ListBullet"/>
+      </w:pPr>
+      <w:r>
+        <w:t>Strange Tales 115   (40 sales, 18 graded, 0 at 9.4+)</w:t>
+      </w:r>
+    </w:p>
+    <w:p>
+      <w:pPr>
+        <w:pStyle w:val="ListBullet"/>
+      </w:pPr>
+      <w:r>
+        <w:t>Strange Tales 135   (62 sales, 15 graded, 0 at 9.4+)</w:t>
+      </w:r>
+    </w:p>
+    <w:p>
+      <w:pPr>
+        <w:pStyle w:val="ListBullet"/>
+      </w:pPr>
+      <w:r>
+        <w:t>Tales of Suspense 39   (62 sales, 33 graded, 0 at 9.4+)</w:t>
+      </w:r>
+    </w:p>
+    <w:p>
+      <w:pPr>
+        <w:pStyle w:val="ListBullet"/>
+      </w:pPr>
+      <w:r>
+        <w:t>Tales of Suspense 48   (24 sales, 7 graded, 0 at 9.4+)</w:t>
+      </w:r>
+    </w:p>
+    <w:p>
+      <w:pPr>
+        <w:pStyle w:val="ListBullet"/>
+      </w:pPr>
+      <w:r>
+        <w:t>Tales of Suspense 52   (34 sales, 10 graded, 0 at 9.4+)</w:t>
+      </w:r>
+    </w:p>
+    <w:p>
+      <w:pPr>
+        <w:pStyle w:val="ListBullet"/>
+      </w:pPr>
+      <w:r>
+        <w:t>Tales of Suspense 57   (35 sales, 16 graded, 0 at 9.4+)</w:t>
+      </w:r>
+    </w:p>
+    <w:p>
+      <w:pPr>
+        <w:pStyle w:val="ListBullet"/>
+      </w:pPr>
+      <w:r>
+        <w:t>Tales to Astonish 27   (11 sales, 7 graded, 0 at 9.4+)</w:t>
+      </w:r>
+    </w:p>
+    <w:p>
+      <w:pPr>
+        <w:pStyle w:val="ListBullet"/>
+      </w:pPr>
+      <w:r>
+        <w:t>Tales to Astonish 35   (27 sales, 10 graded, 0 at 9.4+)</w:t>
+      </w:r>
+    </w:p>
+    <w:p>
+      <w:pPr>
+        <w:pStyle w:val="ListBullet"/>
+      </w:pPr>
+      <w:r>
+        <w:t>Tales to Astonish 44   (17 sales, 6 graded, 0 at 9.4+)</w:t>
+      </w:r>
+    </w:p>
+    <w:p>
+      <w:pPr>
+        <w:pStyle w:val="ListBullet"/>
+      </w:pPr>
+      <w:r>
+        <w:t>X-Men 12   (79 sales, 32 graded, 2 at 9.4+)</w:t>
+      </w:r>
+    </w:p>
+    <w:p>
+      <w:pPr>
+        <w:pStyle w:val="ListBullet"/>
+      </w:pPr>
+      <w:r>
+        <w:t>X-Men 14   (70 sales, 36 graded, 0 at 9.4+)</w:t>
+      </w:r>
+    </w:p>
+    <w:p>
+      <w:pPr>
+        <w:pStyle w:val="ListBullet"/>
+      </w:pPr>
+      <w:r>
+        <w:t>X-Men 28   (67 sales, 18 graded, 3 at 9.4+)</w:t>
+      </w:r>
+    </w:p>
+    <w:p>
+      <w:r>
+        <w:rPr>
+          <w:b w:val="0"/>
+          <w:sz w:val="22"/>
+        </w:rPr>
+        <w:t>45 searches.</w:t>
+      </w:r>
+    </w:p>
+    <w:p>
+      <w:pPr>
+        <w:pStyle w:val="Heading1"/>
+      </w:pPr>
+      <w:r>
+        <w:t>FRIDAY — Image, Indie &amp; Horror</w:t>
+      </w:r>
+    </w:p>
+    <w:p>
+      <w:pPr>
+        <w:pStyle w:val="ListBullet"/>
+      </w:pPr>
+      <w:r>
+        <w:t>Black Science 1   (56 sales, 1 graded, 1 at 9.4+)</w:t>
+      </w:r>
+    </w:p>
+    <w:p>
+      <w:pPr>
+        <w:pStyle w:val="ListBullet"/>
+      </w:pPr>
+      <w:r>
+        <w:t>Cerebus 1   (3 sales, 1 graded, 0 at 9.4+)</w:t>
+      </w:r>
+    </w:p>
+    <w:p>
+      <w:pPr>
+        <w:pStyle w:val="ListBullet"/>
+      </w:pPr>
+      <w:r>
+        <w:t>Creepy 1   (37 sales, 8 graded, 0 at 9.4+)</w:t>
+      </w:r>
+    </w:p>
+    <w:p>
+      <w:pPr>
+        <w:pStyle w:val="ListBullet"/>
+      </w:pPr>
+      <w:r>
+        <w:t>Cyberforce 1   (1 sales, 0 graded, 0 at 9.4+)</w:t>
+      </w:r>
+    </w:p>
+    <w:p>
+      <w:pPr>
+        <w:pStyle w:val="ListBullet"/>
+      </w:pPr>
+      <w:r>
+        <w:t>Deadly Class 1   (30 sales, 4 graded, 4 at 9.4+)</w:t>
+      </w:r>
+    </w:p>
+    <w:p>
+      <w:pPr>
+        <w:pStyle w:val="ListBullet"/>
+      </w:pPr>
+      <w:r>
+        <w:t>Descender 1   (35 sales, 3 graded, 3 at 9.4+)</w:t>
+      </w:r>
+    </w:p>
+    <w:p>
+      <w:pPr>
+        <w:pStyle w:val="ListBullet"/>
+      </w:pPr>
+      <w:r>
+        <w:t>Eerie 1   (7 sales, 4 graded, 0 at 9.4+)</w:t>
+      </w:r>
+    </w:p>
+    <w:p>
+      <w:pPr>
+        <w:pStyle w:val="ListBullet"/>
+      </w:pPr>
+      <w:r>
+        <w:t>Elfquest 1   (38 sales, 4 graded, 3 at 9.4+)</w:t>
+      </w:r>
+    </w:p>
+    <w:p>
+      <w:pPr>
+        <w:pStyle w:val="ListBullet"/>
+      </w:pPr>
+      <w:r>
+        <w:t>Fire Power 1   (27 sales, 3 graded, 3 at 9.4+)</w:t>
+      </w:r>
+    </w:p>
+    <w:p>
+      <w:pPr>
+        <w:pStyle w:val="ListBullet"/>
+      </w:pPr>
+      <w:r>
+        <w:t>I Hate Fairyland 1   (67 sales, 2 graded, 2 at 9.4+)</w:t>
+      </w:r>
+    </w:p>
+    <w:p>
+      <w:pPr>
+        <w:pStyle w:val="ListBullet"/>
+      </w:pPr>
+      <w:r>
+        <w:t>Rat Queens 1   (16 sales, 1 graded, 1 at 9.4+)</w:t>
+      </w:r>
+    </w:p>
+    <w:p>
+      <w:pPr>
+        <w:pStyle w:val="ListBullet"/>
+      </w:pPr>
+      <w:r>
+        <w:t>Savage Dragon 1   (32 sales, 4 graded, 4 at 9.4+)</w:t>
+      </w:r>
+    </w:p>
+    <w:p>
+      <w:pPr>
+        <w:pStyle w:val="ListBullet"/>
+      </w:pPr>
+      <w:r>
+        <w:t>Spawn 9   (10 sales, 3 graded, 3 at 9.4+)</w:t>
+      </w:r>
+    </w:p>
+    <w:p>
+      <w:pPr>
+        <w:pStyle w:val="ListBullet"/>
+      </w:pPr>
+      <w:r>
+        <w:t>Tales from the Crypt 1   (53 sales, 4 graded, 4 at 9.4+)</w:t>
+      </w:r>
+    </w:p>
+    <w:p>
+      <w:pPr>
+        <w:pStyle w:val="ListBullet"/>
+      </w:pPr>
+      <w:r>
+        <w:t>The Darkness 1   (48 sales, 3 graded, 3 at 9.4+)</w:t>
+      </w:r>
+    </w:p>
+    <w:p>
+      <w:pPr>
+        <w:pStyle w:val="ListBullet"/>
+      </w:pPr>
+      <w:r>
+        <w:t>The Wicked + The Divine 1   (25 sales, 1 graded, 1 at 9.4+)</w:t>
+      </w:r>
+    </w:p>
+    <w:p>
+      <w:pPr>
+        <w:pStyle w:val="ListBullet"/>
+      </w:pPr>
+      <w:r>
+        <w:t>Vampirella 1   (45 sales, 8 graded, 0 at 9.4+)</w:t>
+      </w:r>
+    </w:p>
+    <w:p>
+      <w:pPr>
+        <w:pStyle w:val="ListBullet"/>
+      </w:pPr>
+      <w:r>
+        <w:t>WildC.A.T.S 1   (7 sales, 1 graded, 1 at 9.4+)</w:t>
+      </w:r>
+    </w:p>
+    <w:p>
+      <w:r>
+        <w:rPr>
+          <w:b w:val="0"/>
+          <w:sz w:val="22"/>
+        </w:rPr>
+        <w:t>18 searches.</w:t>
+      </w:r>
+    </w:p>
+    <w:p>
+      <w:pPr>
+        <w:pStyle w:val="Heading1"/>
+      </w:pPr>
+      <w:r>
+        <w:t>SATURDAY — Media-driven &amp; Copper tail</w:t>
+      </w:r>
+    </w:p>
+    <w:p>
+      <w:pPr>
+        <w:pStyle w:val="ListBullet"/>
+      </w:pPr>
+      <w:r>
+        <w:t>Animal Man 1   (25 sales, 3 graded, 2 at 9.4+)</w:t>
+      </w:r>
+    </w:p>
+    <w:p>
+      <w:pPr>
+        <w:pStyle w:val="ListBullet"/>
+      </w:pPr>
+      <w:r>
+        <w:t>Captain Britain 1   (32 sales, 9 graded, 4 at 9.4+)</w:t>
+      </w:r>
+    </w:p>
+    <w:p>
+      <w:pPr>
+        <w:pStyle w:val="ListBullet"/>
+      </w:pPr>
+      <w:r>
+        <w:t>Doctor Strange 169   (71 sales, 28 graded, 1 at 9.4+)</w:t>
+      </w:r>
+    </w:p>
+    <w:p>
+      <w:pPr>
+        <w:pStyle w:val="ListBullet"/>
+      </w:pPr>
+      <w:r>
+        <w:t>Doom Patrol 19   (2 sales, 0 graded, 0 at 9.4+)</w:t>
+      </w:r>
+    </w:p>
+    <w:p>
+      <w:pPr>
+        <w:pStyle w:val="ListBullet"/>
+      </w:pPr>
+      <w:r>
+        <w:t>Fantastic Four 244   (42 sales, 6 graded, 4 at 9.4+)</w:t>
+      </w:r>
+    </w:p>
+    <w:p>
+      <w:pPr>
+        <w:pStyle w:val="ListBullet"/>
+      </w:pPr>
+      <w:r>
+        <w:t>Fantastic Four 371   (15 sales, 0 graded, 0 at 9.4+)</w:t>
+      </w:r>
+    </w:p>
+    <w:p>
+      <w:pPr>
+        <w:pStyle w:val="ListBullet"/>
+      </w:pPr>
+      <w:r>
+        <w:t>Hawkeye 1   (27 sales, 4 graded, 4 at 9.4+)</w:t>
+      </w:r>
+    </w:p>
+    <w:p>
+      <w:pPr>
+        <w:pStyle w:val="ListBullet"/>
+      </w:pPr>
+      <w:r>
+        <w:t>Ironheart 1   (7 sales, 2 graded, 2 at 9.4+)</w:t>
+      </w:r>
+    </w:p>
+    <w:p>
+      <w:pPr>
+        <w:pStyle w:val="ListBullet"/>
+      </w:pPr>
+      <w:r>
+        <w:t>Justice League International 1   (10 sales, 1 graded, 1 at 9.4+)</w:t>
+      </w:r>
+    </w:p>
+    <w:p>
+      <w:pPr>
+        <w:pStyle w:val="ListBullet"/>
+      </w:pPr>
+      <w:r>
+        <w:t>Moon Knight 25   (6 sales, 3 graded, 3 at 9.4+)</w:t>
+      </w:r>
+    </w:p>
+    <w:p>
+      <w:pPr>
+        <w:pStyle w:val="ListBullet"/>
+      </w:pPr>
+      <w:r>
+        <w:t>Quasar 1   (12 sales, 0 graded, 0 at 9.4+)</w:t>
+      </w:r>
+    </w:p>
+    <w:p>
+      <w:pPr>
+        <w:pStyle w:val="ListBullet"/>
+      </w:pPr>
+      <w:r>
+        <w:t>Shade the Changing Man 1   (21 sales, 1 graded, 1 at 9.4+)</w:t>
+      </w:r>
+    </w:p>
+    <w:p>
+      <w:pPr>
+        <w:pStyle w:val="ListBullet"/>
+      </w:pPr>
+      <w:r>
+        <w:t>Silver Surfer 3   (113 sales, 44 graded, 1 at 9.4+)</w:t>
+      </w:r>
+    </w:p>
+    <w:p>
+      <w:pPr>
+        <w:pStyle w:val="ListBullet"/>
+      </w:pPr>
+      <w:r>
+        <w:t>Silver Surfer 4   (99 sales, 46 graded, 1 at 9.4+)</w:t>
+      </w:r>
+    </w:p>
+    <w:p>
+      <w:pPr>
+        <w:pStyle w:val="ListBullet"/>
+      </w:pPr>
+      <w:r>
+        <w:t>That Texas Blood 1   (84 sales, 1 graded, 1 at 9.4+)</w:t>
+      </w:r>
+    </w:p>
+    <w:p>
+      <w:pPr>
+        <w:pStyle w:val="ListBullet"/>
+      </w:pPr>
+      <w:r>
+        <w:t>Thunderbolts 1   (18 sales, 2 graded, 1 at 9.4+)</w:t>
+      </w:r>
+    </w:p>
+    <w:p>
+      <w:pPr>
+        <w:pStyle w:val="ListBullet"/>
+      </w:pPr>
+      <w:r>
+        <w:t>Turok Dinosaur Hunter 1   (8 sales, 1 graded, 1 at 9.4+)</w:t>
+      </w:r>
+    </w:p>
+    <w:p>
+      <w:r>
+        <w:rPr>
+          <w:b w:val="0"/>
+          <w:sz w:val="22"/>
+        </w:rPr>
+        <w:t>17 searches.</w:t>
+      </w:r>
+    </w:p>
+    <w:p>
+      <w:pPr>
+        <w:pStyle w:val="Heading1"/>
+      </w:pPr>
+      <w:r>
+        <w:t>SUNDAY — the four thin ones, plus keeping the big pools current</w:t>
+      </w:r>
+    </w:p>
+    <w:p>
+      <w:r>
+        <w:rPr>
+          <w:b w:val="0"/>
+          <w:sz w:val="22"/>
+        </w:rPr>
+        <w:t>These four are actively traded and short of graded sales:</w:t>
+      </w:r>
+    </w:p>
+    <w:p>
+      <w:pPr>
+        <w:pStyle w:val="ListBullet"/>
+      </w:pPr>
+      <w:r>
+        <w:t>Saga of Swamp Thing 1  — search eBay for "Saga of the Swamp Thing 1"</w:t>
       </w:r>
     </w:p>
     <w:p>
@@ -204,23 +1374,7 @@
           <w:b w:val="0"/>
           <w:sz w:val="22"/>
         </w:rPr>
-        <w:t>Then these, to keep them from aging out (see Friday):</w:t>
-      </w:r>
-    </w:p>
-    <w:p>
-      <w:pPr>
-        <w:pStyle w:val="ListBullet"/>
-      </w:pPr>
-      <w:r>
-        <w:t>Amazing Spider-Man 129</w:t>
-      </w:r>
-    </w:p>
-    <w:p>
-      <w:pPr>
-        <w:pStyle w:val="ListBullet"/>
-      </w:pPr>
-      <w:r>
-        <w:t>Amazing Spider-Man 252</w:t>
+        <w:t>Then these, because sales older than one year drop out of the price calculation entirely, so the deepest pools shrink if nobody refreshes them:</w:t>
       </w:r>
     </w:p>
     <w:p>
@@ -236,31 +1390,79 @@
         <w:pStyle w:val="ListBullet"/>
       </w:pPr>
       <w:r>
-        <w:t>Amazing Spider-Man 361</w:t>
-      </w:r>
-    </w:p>
-    <w:p>
-      <w:pPr>
-        <w:pStyle w:val="ListBullet"/>
-      </w:pPr>
-      <w:r>
-        <w:t>New Mutants 87</w:t>
-      </w:r>
-    </w:p>
-    <w:p>
-      <w:pPr>
-        <w:pStyle w:val="ListBullet"/>
-      </w:pPr>
-      <w:r>
         <w:t>New Mutants 98</w:t>
       </w:r>
     </w:p>
     <w:p>
       <w:pPr>
+        <w:pStyle w:val="ListBullet"/>
+      </w:pPr>
+      <w:r>
+        <w:t>Batman 404</w:t>
+      </w:r>
+    </w:p>
+    <w:p>
+      <w:pPr>
+        <w:pStyle w:val="ListBullet"/>
+      </w:pPr>
+      <w:r>
+        <w:t>Incredible Hulk 181</w:t>
+      </w:r>
+    </w:p>
+    <w:p>
+      <w:pPr>
+        <w:pStyle w:val="ListBullet"/>
+      </w:pPr>
+      <w:r>
+        <w:t>Giant-Size X-Men 1</w:t>
+      </w:r>
+    </w:p>
+    <w:p>
+      <w:pPr>
+        <w:pStyle w:val="ListBullet"/>
+      </w:pPr>
+      <w:r>
+        <w:t>Uncanny X-Men 266</w:t>
+      </w:r>
+    </w:p>
+    <w:p>
+      <w:pPr>
         <w:pStyle w:val="Heading1"/>
       </w:pPr>
       <w:r>
-        <w:t>FRIDAY — Keeping the big pools from aging out</w:t>
+        <w:t>DO NOT SEARCH THESE — the sales we have are the wrong comic</w:t>
+      </w:r>
+    </w:p>
+    <w:p>
+      <w:pPr>
+        <w:pStyle w:val="ListBullet"/>
+      </w:pPr>
+      <w:r>
+        <w:t>Action Comics 1 — every graded sale we have is a reprint, the 1987 Annual, or the 2011 or 2025 relaunch. None is the 1938 Superman comic.</w:t>
+      </w:r>
+    </w:p>
+    <w:p>
+      <w:pPr>
+        <w:pStyle w:val="ListBullet"/>
+      </w:pPr>
+      <w:r>
+        <w:t>Amazing Fantasy 15 — ours are 1992 reprints and the 2004 comic that shares the name.</w:t>
+      </w:r>
+    </w:p>
+    <w:p>
+      <w:pPr>
+        <w:pStyle w:val="ListBullet"/>
+      </w:pPr>
+      <w:r>
+        <w:t>Detective Comics 27 — not checked yet, same age and shape as the two above. Leave it.</w:t>
+      </w:r>
+    </w:p>
+    <w:p>
+      <w:pPr>
+        <w:pStyle w:val="Heading1"/>
+      </w:pPr>
+      <w:r>
+        <w:t>DO NOT SEARCH THESE EITHER — searching them cannot help</w:t>
       </w:r>
     </w:p>
     <w:p>
@@ -269,7 +1471,7 @@
           <w:b w:val="0"/>
           <w:sz w:val="22"/>
         </w:rPr>
-        <w:t>Sales older than one year drop out of the price calculation completely. These are our deepest, most-looked-up comics, so they get a refresh to replace what ages off. This is not about adding depth — they have plenty. It is about not losing it.</w:t>
+        <w:t>These come back with zero sales, but we are not missing the sales. We have them, filed under a mangled name, because words get dropped out of the title when it is filed. Anything you capture would land under the same mangled name. This needs a software fix, not searching.</w:t>
       </w:r>
     </w:p>
     <w:p>
@@ -277,7 +1479,7 @@
         <w:pStyle w:val="ListBullet"/>
       </w:pPr>
       <w:r>
-        <w:t>Batman 357</w:t>
+        <w:t>Savage Sword of Conan 1 — we hold about 984 sales, filed as "Savage Sword Conan"</w:t>
       </w:r>
     </w:p>
     <w:p>
@@ -285,7 +1487,7 @@
         <w:pStyle w:val="ListBullet"/>
       </w:pPr>
       <w:r>
-        <w:t>Batman 404</w:t>
+        <w:t>Werewolf by Night 32 and 33 — we hold about 953 sales, filed as "Werewolf"</w:t>
       </w:r>
     </w:p>
     <w:p>
@@ -293,7 +1495,7 @@
         <w:pStyle w:val="ListBullet"/>
       </w:pPr>
       <w:r>
-        <w:t>Incredible Hulk 181</w:t>
+        <w:t>Batman: The Dark Knight Returns 1 — we hold about 772 sales, filed as "Dark Knight Returns"</w:t>
       </w:r>
     </w:p>
     <w:p>
@@ -301,7 +1503,7 @@
         <w:pStyle w:val="ListBullet"/>
       </w:pPr>
       <w:r>
-        <w:t>Giant-Size X-Men 1</w:t>
+        <w:t>DC Comics Presents 29 — we hold about 759 sales, filed as "DC Comics Presents"</w:t>
       </w:r>
     </w:p>
     <w:p>
@@ -309,7 +1511,7 @@
         <w:pStyle w:val="ListBullet"/>
       </w:pPr>
       <w:r>
-        <w:t>X-Men 1  — type the year: X-Men 1 1963</w:t>
+        <w:t>Master of Kung Fu 15 — we hold about 563 sales, filed as "Master Kung Fu"</w:t>
       </w:r>
     </w:p>
     <w:p>
@@ -317,58 +1519,55 @@
         <w:pStyle w:val="ListBullet"/>
       </w:pPr>
       <w:r>
-        <w:t>Uncanny X-Men 266</w:t>
+        <w:t>Saga of the Swamp Thing 21 — we hold about 494 sales, filed as "Saga of Swamp Thing"</w:t>
       </w:r>
     </w:p>
     <w:p>
       <w:pPr>
-        <w:pStyle w:val="Heading1"/>
+        <w:pStyle w:val="ListBullet"/>
       </w:pPr>
       <w:r>
-        <w:t>SATURDAY AND SUNDAY</w:t>
+        <w:t>Marvel Feature 1 and 2 — we hold about 431 sales, filed as "Feature"</w:t>
       </w:r>
     </w:p>
     <w:p>
+      <w:pPr>
+        <w:pStyle w:val="ListBullet"/>
+      </w:pPr>
       <w:r>
-        <w:rPr>
-          <w:b w:val="0"/>
-          <w:sz w:val="22"/>
-        </w:rPr>
-        <w:t>Nothing. There is no longer enough worth searching to fill seven days.</w:t>
+        <w:t>Adventures of Superman 500 — we hold about 340 sales, filed as "Adventures Superman"</w:t>
       </w:r>
     </w:p>
     <w:p>
       <w:pPr>
-        <w:pStyle w:val="Heading1"/>
+        <w:pStyle w:val="ListBullet"/>
       </w:pPr>
       <w:r>
-        <w:t>If you only have one day this week</w:t>
+        <w:t>Justice League of America 1 — we hold about 287 sales, filed as "Justice League"</w:t>
       </w:r>
     </w:p>
     <w:p>
+      <w:pPr>
+        <w:pStyle w:val="ListBullet"/>
+      </w:pPr>
       <w:r>
-        <w:rPr>
-          <w:b w:val="0"/>
-          <w:sz w:val="22"/>
-        </w:rPr>
-        <w:t>Do Tuesday and Wednesday — the Absolute Superman and Absolute Wonder Woman issues with no graded sales. Those are the only real holes left. Everything else on this list is maintenance.</w:t>
+        <w:t>Man of Steel 1 — we hold about 280 sales, filed as "Man Steel"</w:t>
       </w:r>
     </w:p>
     <w:p>
       <w:pPr>
-        <w:pStyle w:val="Heading1"/>
+        <w:pStyle w:val="ListBullet"/>
       </w:pPr>
       <w:r>
-        <w:t>DO NOT SEARCH THESE</w:t>
+        <w:t>Guardians of the Galaxy 1 — we hold about 192 sales, filed as "Guardians the Galaxy"</w:t>
       </w:r>
     </w:p>
     <w:p>
+      <w:pPr>
+        <w:pStyle w:val="ListBullet"/>
+      </w:pPr>
       <w:r>
-        <w:rPr>
-          <w:b w:val="0"/>
-          <w:sz w:val="22"/>
-        </w:rPr>
-        <w:t>Our sales records for these are the wrong comic. Searching them adds more wrong ones.</w:t>
+        <w:t>Marvel Preview 7 and 11 — we hold about 177 sales, filed as "Preview"</w:t>
       </w:r>
     </w:p>
     <w:p>
@@ -376,7 +1575,7 @@
         <w:pStyle w:val="ListBullet"/>
       </w:pPr>
       <w:r>
-        <w:t>Action Comics 1 — every graded sale we have is a reprint, the 1987 Annual, the 2011 relaunch or the 2025 relaunch. None is the 1938 Superman comic.</w:t>
+        <w:t>Hellboy: Seed of Destruction 1 — we hold about 112 sales, filed as "Hellboy Seed Destruction"</w:t>
       </w:r>
     </w:p>
     <w:p>
@@ -384,7 +1583,7 @@
         <w:pStyle w:val="ListBullet"/>
       </w:pPr>
       <w:r>
-        <w:t>Amazing Fantasy 15 — ours are 1992 reprints and the 2004 comic that shares the name. None is the 1962 first Spider-Man.</w:t>
+        <w:t>Marvel Premiere 15 and 25 — we hold about 734 sales, filed as "Premiere"</w:t>
       </w:r>
     </w:p>
     <w:p>
@@ -392,7 +1591,15 @@
         <w:pStyle w:val="ListBullet"/>
       </w:pPr>
       <w:r>
-        <w:t>Detective Comics 27 — not checked yet, but it is the same age and shape as the two above. Leave it alone until someone looks.</w:t>
+        <w:t>Captain Marvel 25, 26, 27 — we hold about 1137 sales, filed as "Captain / Captain America"</w:t>
+      </w:r>
+    </w:p>
+    <w:p>
+      <w:pPr>
+        <w:pStyle w:val="ListBullet"/>
+      </w:pPr>
+      <w:r>
+        <w:t>Agents of Atlas 1 — we hold about 83 sales, filed as "Agents Atlas"</w:t>
       </w:r>
     </w:p>
     <w:p>
@@ -417,7 +1624,7 @@
         <w:pStyle w:val="ListBullet"/>
       </w:pPr>
       <w:r>
-        <w:t>X-Men 1  →  search: X-Men 1 1963</w:t>
+        <w:t>X-Men 1  →  X-Men 1 1963</w:t>
       </w:r>
     </w:p>
     <w:p>
@@ -425,7 +1632,7 @@
         <w:pStyle w:val="ListBullet"/>
       </w:pPr>
       <w:r>
-        <w:t>Wolverine 1, 2, 3, 4  →  search: Wolverine 1 1982</w:t>
+        <w:t>Wolverine 1, 2, 3, 4  →  Wolverine 1 1982</w:t>
       </w:r>
     </w:p>
     <w:p>
@@ -433,7 +1640,24 @@
         <w:pStyle w:val="ListBullet"/>
       </w:pPr>
       <w:r>
-        <w:t>Black Panther 1  →  search: Black Panther 1 1977</w:t>
+        <w:t>Black Panther 1  →  Black Panther 1 1977</w:t>
+      </w:r>
+    </w:p>
+    <w:p>
+      <w:pPr>
+        <w:pStyle w:val="Heading1"/>
+      </w:pPr>
+      <w:r>
+        <w:t>What is deliberately NOT on this list</w:t>
+      </w:r>
+    </w:p>
+    <w:p>
+      <w:r>
+        <w:rPr>
+          <w:b w:val="0"/>
+          <w:sz w:val="22"/>
+        </w:rPr>
+        <w:t>135 of the 292 comics in the old rotating schedule were checked and have plenty of sales at every grade. They are not listed because searching them returns sales we already have. The old schedule keeps the full list if you ever want it back.</w:t>
       </w:r>
     </w:p>
     <w:sectPr>

--- a/docs/EBAY_CAPTURE_WEEKLY.docx
+++ b/docs/EBAY_CAPTURE_WEEKLY.docx
@@ -25,7 +25,16 @@
           <w:b w:val="0"/>
           <w:sz w:val="22"/>
         </w:rPr>
-        <w:t>About 183 searches a week. Every comic on this list was checked on 2026-08-17 and is genuinely short of sales — either too few in total, or too few in the high grades people pay for. Nothing here is on the list just to fill a day.</w:t>
+        <w:t>Every comic here was checked individually and is genuinely short of sales. Nothing is on the list to fill a day.</w:t>
+      </w:r>
+    </w:p>
+    <w:p>
+      <w:r>
+        <w:rPr>
+          <w:b/>
+          <w:sz w:val="22"/>
+        </w:rPr>
+        <w:t>Where the comic is a #1, the publication year is in brackets. Type it into the eBay search — "Daredevil 1 1964" — or you will get every #1 that ever used the name.</w:t>
       </w:r>
     </w:p>
     <w:p>
@@ -42,7 +51,7 @@
           <w:b w:val="0"/>
           <w:sz w:val="22"/>
         </w:rPr>
-        <w:t>One title plus one issue number per search, like Daredevil 131. Work straight down a title without switching. Click eBay's own Next button to page through. Never automate it.</w:t>
+        <w:t>One title plus one issue number per search. Work straight down a title without switching. Click eBay's own Next button. Never automate it.</w:t>
       </w:r>
     </w:p>
     <w:p>
@@ -51,7 +60,7 @@
           <w:b w:val="0"/>
           <w:sz w:val="22"/>
         </w:rPr>
-        <w:t>The number after each comic is what we have now: total sales, then how many are graded, then how many are graded 9.4 or better. That last one is usually the reason it is here.</w:t>
+        <w:t>The three numbers after each comic are what we hold now: total sales, how many are graded, and how many are graded 9.4 or better. That last number is usually why it is on the list.</w:t>
       </w:r>
     </w:p>
     <w:p>
@@ -94,7 +103,7 @@
         <w:pStyle w:val="ListBullet"/>
       </w:pPr>
       <w:r>
-        <w:t>Amazing Adventures 11   (5 sales, 1 graded, 0 at 9.4+)</w:t>
+        <w:t>Amazing Adventures 11   —   5 sales, 1 graded, 0 at 9.4+</w:t>
       </w:r>
     </w:p>
     <w:p>
@@ -102,7 +111,7 @@
         <w:pStyle w:val="ListBullet"/>
       </w:pPr>
       <w:r>
-        <w:t>Captain America 100   (116 sales, 45 graded, 2 at 9.4+)</w:t>
+        <w:t>Captain America 100   —   116 sales, 45 graded, 2 at 9.4+</w:t>
       </w:r>
     </w:p>
     <w:p>
@@ -110,7 +119,7 @@
         <w:pStyle w:val="ListBullet"/>
       </w:pPr>
       <w:r>
-        <w:t>Captain America 109   (65 sales, 20 graded, 4 at 9.4+)</w:t>
+        <w:t>Captain America 109   —   65 sales, 20 graded, 4 at 9.4+</w:t>
       </w:r>
     </w:p>
     <w:p>
@@ -118,7 +127,7 @@
         <w:pStyle w:val="ListBullet"/>
       </w:pPr>
       <w:r>
-        <w:t>Captain Marvel 26   (2 sales, 0 graded, 0 at 9.4+)</w:t>
+        <w:t>Captain Marvel 26   —   2 sales, 0 graded, 0 at 9.4+</w:t>
       </w:r>
     </w:p>
     <w:p>
@@ -126,7 +135,7 @@
         <w:pStyle w:val="ListBullet"/>
       </w:pPr>
       <w:r>
-        <w:t>Conan the Barbarian 3   (63 sales, 7 graded, 3 at 9.4+)</w:t>
+        <w:t>Conan the Barbarian 3   —   63 sales, 7 graded, 3 at 9.4+</w:t>
       </w:r>
     </w:p>
     <w:p>
@@ -134,7 +143,7 @@
         <w:pStyle w:val="ListBullet"/>
       </w:pPr>
       <w:r>
-        <w:t>Conan the Barbarian 23   (86 sales, 15 graded, 3 at 9.4+)</w:t>
+        <w:t>Conan the Barbarian 23   —   86 sales, 15 graded, 3 at 9.4+</w:t>
       </w:r>
     </w:p>
     <w:p>
@@ -142,7 +151,7 @@
         <w:pStyle w:val="ListBullet"/>
       </w:pPr>
       <w:r>
-        <w:t>Ghost Rider 2   (95 sales, 16 graded, 4 at 9.4+)</w:t>
+        <w:t>Ghost Rider 2   —   95 sales, 16 graded, 4 at 9.4+</w:t>
       </w:r>
     </w:p>
     <w:p>
@@ -150,7 +159,7 @@
         <w:pStyle w:val="ListBullet"/>
       </w:pPr>
       <w:r>
-        <w:t>Hero for Hire 1   (152 sales, 71 graded, 0 at 9.4+)</w:t>
+        <w:t>Hero for Hire 1 (1972)   —   152 sales, 71 graded, 0 at 9.4+</w:t>
       </w:r>
     </w:p>
     <w:p>
@@ -158,7 +167,7 @@
         <w:pStyle w:val="ListBullet"/>
       </w:pPr>
       <w:r>
-        <w:t>Incredible Hulk 182   (112 sales, 37 graded, 1 at 9.4+)</w:t>
+        <w:t>Incredible Hulk 182   —   112 sales, 37 graded, 1 at 9.4+</w:t>
       </w:r>
     </w:p>
     <w:p>
@@ -166,7 +175,7 @@
         <w:pStyle w:val="ListBullet"/>
       </w:pPr>
       <w:r>
-        <w:t>Incredible Hulk 183   (21 sales, 0 graded, 0 at 9.4+)</w:t>
+        <w:t>Incredible Hulk 183   —   21 sales, 0 graded, 0 at 9.4+</w:t>
       </w:r>
     </w:p>
     <w:p>
@@ -174,7 +183,7 @@
         <w:pStyle w:val="ListBullet"/>
       </w:pPr>
       <w:r>
-        <w:t>Jungle Action 6   (53 sales, 11 graded, 1 at 9.4+)</w:t>
+        <w:t>Jungle Action 6   —   53 sales, 11 graded, 1 at 9.4+</w:t>
       </w:r>
     </w:p>
     <w:p>
@@ -182,7 +191,7 @@
         <w:pStyle w:val="ListBullet"/>
       </w:pPr>
       <w:r>
-        <w:t>Marvel Team-Up 1   (159 sales, 17 graded, 4 at 9.4+)</w:t>
+        <w:t>Marvel Team-Up 1 (1972)   —   159 sales, 17 graded, 4 at 9.4+</w:t>
       </w:r>
     </w:p>
     <w:p>
@@ -190,7 +199,7 @@
         <w:pStyle w:val="ListBullet"/>
       </w:pPr>
       <w:r>
-        <w:t>Marvel Team-Up 4   (54 sales, 5 graded, 0 at 9.4+)</w:t>
+        <w:t>Marvel Team-Up 4   —   54 sales, 5 graded, 0 at 9.4+</w:t>
       </w:r>
     </w:p>
     <w:p>
@@ -198,7 +207,7 @@
         <w:pStyle w:val="ListBullet"/>
       </w:pPr>
       <w:r>
-        <w:t>Marvel Two-in-One 1   (77 sales, 3 graded, 1 at 9.4+)</w:t>
+        <w:t>Marvel Two-in-One 1 (1974)   —   77 sales, 3 graded, 1 at 9.4+</w:t>
       </w:r>
     </w:p>
     <w:p>
@@ -206,7 +215,7 @@
         <w:pStyle w:val="ListBullet"/>
       </w:pPr>
       <w:r>
-        <w:t>Omega the Unknown 1   (36 sales, 2 graded, 2 at 9.4+)</w:t>
+        <w:t>Omega the Unknown 1 (1976)   —   36 sales, 2 graded, 2 at 9.4+</w:t>
       </w:r>
     </w:p>
     <w:p>
@@ -214,7 +223,7 @@
         <w:pStyle w:val="ListBullet"/>
       </w:pPr>
       <w:r>
-        <w:t>Power Man and Iron Fist 48   (2 sales, 0 graded, 0 at 9.4+)</w:t>
+        <w:t>Power Man and Iron Fist 48   —   2 sales, 0 graded, 0 at 9.4+</w:t>
       </w:r>
     </w:p>
     <w:p>
@@ -222,7 +231,7 @@
         <w:pStyle w:val="ListBullet"/>
       </w:pPr>
       <w:r>
-        <w:t>Power Man and Iron Fist 50   (22 sales, 3 graded, 1 at 9.4+)</w:t>
+        <w:t>Power Man and Iron Fist 50   —   22 sales, 3 graded, 1 at 9.4+</w:t>
       </w:r>
     </w:p>
     <w:p>
@@ -230,7 +239,7 @@
         <w:pStyle w:val="ListBullet"/>
       </w:pPr>
       <w:r>
-        <w:t>Tomb of Dracula 10   (127 sales, 66 graded, 3 at 9.4+)</w:t>
+        <w:t>Tomb of Dracula 10   —   127 sales, 66 graded, 3 at 9.4+</w:t>
       </w:r>
     </w:p>
     <w:p>
@@ -238,7 +247,7 @@
         <w:pStyle w:val="ListBullet"/>
       </w:pPr>
       <w:r>
-        <w:t>Tomb of Dracula 12   (33 sales, 7 graded, 1 at 9.4+)</w:t>
+        <w:t>Tomb of Dracula 12   —   33 sales, 7 graded, 1 at 9.4+</w:t>
       </w:r>
     </w:p>
     <w:p>
@@ -246,16 +255,7 @@
         <w:pStyle w:val="ListBullet"/>
       </w:pPr>
       <w:r>
-        <w:t>Warlock 1   (42 sales, 8 graded, 0 at 9.4+)</w:t>
-      </w:r>
-    </w:p>
-    <w:p>
-      <w:r>
-        <w:rPr>
-          <w:b w:val="0"/>
-          <w:sz w:val="22"/>
-        </w:rPr>
-        <w:t>40 searches.</w:t>
+        <w:t>Warlock 1 (1972)   —   42 sales, 8 graded, 0 at 9.4+</w:t>
       </w:r>
     </w:p>
     <w:p>
@@ -307,7 +307,7 @@
         <w:pStyle w:val="ListBullet"/>
       </w:pPr>
       <w:r>
-        <w:t>Avengers 345   (6 sales, 0 graded, 0 at 9.4+)</w:t>
+        <w:t>Avengers 345   —   6 sales, 0 graded, 0 at 9.4+</w:t>
       </w:r>
     </w:p>
     <w:p>
@@ -315,7 +315,7 @@
         <w:pStyle w:val="ListBullet"/>
       </w:pPr>
       <w:r>
-        <w:t>Cable 1   (33 sales, 3 graded, 3 at 9.4+)</w:t>
+        <w:t>Cable 1 (1993)   —   33 sales, 3 graded, 3 at 9.4+</w:t>
       </w:r>
     </w:p>
     <w:p>
@@ -323,7 +323,7 @@
         <w:pStyle w:val="ListBullet"/>
       </w:pPr>
       <w:r>
-        <w:t>Ms Marvel 1   (6 sales, 1 graded, 1 at 9.4+)</w:t>
+        <w:t>Ms Marvel 1 (2014)   —   6 sales, 1 graded, 1 at 9.4+</w:t>
       </w:r>
     </w:p>
     <w:p>
@@ -331,7 +331,7 @@
         <w:pStyle w:val="ListBullet"/>
       </w:pPr>
       <w:r>
-        <w:t>Punisher 2   (40 sales, 5 graded, 4 at 9.4+)</w:t>
+        <w:t>Punisher 2   —   40 sales, 5 graded, 4 at 9.4+</w:t>
       </w:r>
     </w:p>
     <w:p>
@@ -339,7 +339,7 @@
         <w:pStyle w:val="ListBullet"/>
       </w:pPr>
       <w:r>
-        <w:t>Silver Surfer 34   (44 sales, 7 graded, 2 at 9.4+)</w:t>
+        <w:t>Silver Surfer 34   —   44 sales, 7 graded, 2 at 9.4+</w:t>
       </w:r>
     </w:p>
     <w:p>
@@ -347,7 +347,7 @@
         <w:pStyle w:val="ListBullet"/>
       </w:pPr>
       <w:r>
-        <w:t>Web of Spider-Man 18   (39 sales, 3 graded, 1 at 9.4+)</w:t>
+        <w:t>Web of Spider-Man 18   —   39 sales, 3 graded, 1 at 9.4+</w:t>
       </w:r>
     </w:p>
     <w:p>
@@ -355,7 +355,7 @@
         <w:pStyle w:val="ListBullet"/>
       </w:pPr>
       <w:r>
-        <w:t>Web of Spider-Man 19   (12 sales, 2 graded, 2 at 9.4+)</w:t>
+        <w:t>Web of Spider-Man 19   —   12 sales, 2 graded, 2 at 9.4+</w:t>
       </w:r>
     </w:p>
     <w:p>
@@ -363,7 +363,7 @@
         <w:pStyle w:val="ListBullet"/>
       </w:pPr>
       <w:r>
-        <w:t>Wolverine 3   (83 sales, 5 graded, 2 at 9.4+)</w:t>
+        <w:t>Wolverine 3   —   83 sales, 5 graded, 2 at 9.4+</w:t>
       </w:r>
     </w:p>
     <w:p>
@@ -371,7 +371,7 @@
         <w:pStyle w:val="ListBullet"/>
       </w:pPr>
       <w:r>
-        <w:t>Wolverine 4   (48 sales, 7 graded, 4 at 9.4+)</w:t>
+        <w:t>Wolverine 4   —   48 sales, 7 graded, 4 at 9.4+</w:t>
       </w:r>
     </w:p>
     <w:p>
@@ -379,7 +379,7 @@
         <w:pStyle w:val="ListBullet"/>
       </w:pPr>
       <w:r>
-        <w:t>Wolverine 10   (24 sales, 3 graded, 2 at 9.4+)</w:t>
+        <w:t>Wolverine 10   —   24 sales, 3 graded, 2 at 9.4+</w:t>
       </w:r>
     </w:p>
     <w:p>
@@ -387,16 +387,7 @@
         <w:pStyle w:val="ListBullet"/>
       </w:pPr>
       <w:r>
-        <w:t>Wolverine 41   (8 sales, 0 graded, 0 at 9.4+)</w:t>
-      </w:r>
-    </w:p>
-    <w:p>
-      <w:r>
-        <w:rPr>
-          <w:b w:val="0"/>
-          <w:sz w:val="22"/>
-        </w:rPr>
-        <w:t>23 searches.</w:t>
+        <w:t>Wolverine 41   —   8 sales, 0 graded, 0 at 9.4+</w:t>
       </w:r>
     </w:p>
     <w:p>
@@ -448,7 +439,7 @@
         <w:pStyle w:val="ListBullet"/>
       </w:pPr>
       <w:r>
-        <w:t>Action Comics 419   (26 sales, 4 graded, 1 at 9.4+)</w:t>
+        <w:t>Action Comics 419   —   26 sales, 4 graded, 1 at 9.4+</w:t>
       </w:r>
     </w:p>
     <w:p>
@@ -456,7 +447,7 @@
         <w:pStyle w:val="ListBullet"/>
       </w:pPr>
       <w:r>
-        <w:t>Action Comics 484   (22 sales, 0 graded, 0 at 9.4+)</w:t>
+        <w:t>Action Comics 484   —   22 sales, 0 graded, 0 at 9.4+</w:t>
       </w:r>
     </w:p>
     <w:p>
@@ -464,7 +455,7 @@
         <w:pStyle w:val="ListBullet"/>
       </w:pPr>
       <w:r>
-        <w:t>Action Comics 500   (23 sales, 3 graded, 3 at 9.4+)</w:t>
+        <w:t>Action Comics 500   —   23 sales, 3 graded, 3 at 9.4+</w:t>
       </w:r>
     </w:p>
     <w:p>
@@ -472,7 +463,7 @@
         <w:pStyle w:val="ListBullet"/>
       </w:pPr>
       <w:r>
-        <w:t>Action Comics 583   (19 sales, 5 graded, 4 at 9.4+)</w:t>
+        <w:t>Action Comics 583   —   19 sales, 5 graded, 4 at 9.4+</w:t>
       </w:r>
     </w:p>
     <w:p>
@@ -480,7 +471,7 @@
         <w:pStyle w:val="ListBullet"/>
       </w:pPr>
       <w:r>
-        <w:t>Action Comics 662   (14 sales, 1 graded, 0 at 9.4+)</w:t>
+        <w:t>Action Comics 662   —   14 sales, 1 graded, 0 at 9.4+</w:t>
       </w:r>
     </w:p>
     <w:p>
@@ -488,7 +479,7 @@
         <w:pStyle w:val="ListBullet"/>
       </w:pPr>
       <w:r>
-        <w:t>Batman 181   (198 sales, 75 graded, 0 at 9.4+)</w:t>
+        <w:t>Batman 181   —   198 sales, 75 graded, 0 at 9.4+</w:t>
       </w:r>
     </w:p>
     <w:p>
@@ -496,7 +487,7 @@
         <w:pStyle w:val="ListBullet"/>
       </w:pPr>
       <w:r>
-        <w:t>Batman 216   (57 sales, 1 graded, 0 at 9.4+)</w:t>
+        <w:t>Batman 216   —   57 sales, 1 graded, 0 at 9.4+</w:t>
       </w:r>
     </w:p>
     <w:p>
@@ -504,7 +495,7 @@
         <w:pStyle w:val="ListBullet"/>
       </w:pPr>
       <w:r>
-        <w:t>Batman 366   (35 sales, 4 graded, 3 at 9.4+)</w:t>
+        <w:t>Batman 366   —   35 sales, 4 graded, 3 at 9.4+</w:t>
       </w:r>
     </w:p>
     <w:p>
@@ -512,7 +503,7 @@
         <w:pStyle w:val="ListBullet"/>
       </w:pPr>
       <w:r>
-        <w:t>Batman The Killing Joke 1   (59 sales, 3 graded, 3 at 9.4+)</w:t>
+        <w:t>Batman The Killing Joke 1 (1988)   —   59 sales, 3 graded, 3 at 9.4+</w:t>
       </w:r>
     </w:p>
     <w:p>
@@ -520,7 +511,7 @@
         <w:pStyle w:val="ListBullet"/>
       </w:pPr>
       <w:r>
-        <w:t>Detective Comics 359   (131 sales, 57 graded, 0 at 9.4+)</w:t>
+        <w:t>Detective Comics 359   —   131 sales, 57 graded, 0 at 9.4+</w:t>
       </w:r>
     </w:p>
     <w:p>
@@ -528,7 +519,7 @@
         <w:pStyle w:val="ListBullet"/>
       </w:pPr>
       <w:r>
-        <w:t>Detective Comics 400   (53 sales, 13 graded, 0 at 9.4+)</w:t>
+        <w:t>Detective Comics 400   —   53 sales, 13 graded, 0 at 9.4+</w:t>
       </w:r>
     </w:p>
     <w:p>
@@ -536,7 +527,7 @@
         <w:pStyle w:val="ListBullet"/>
       </w:pPr>
       <w:r>
-        <w:t>Detective Comics 411   (35 sales, 16 graded, 0 at 9.4+)</w:t>
+        <w:t>Detective Comics 411   —   35 sales, 16 graded, 0 at 9.4+</w:t>
       </w:r>
     </w:p>
     <w:p>
@@ -544,7 +535,7 @@
         <w:pStyle w:val="ListBullet"/>
       </w:pPr>
       <w:r>
-        <w:t>Detective Comics 474   (38 sales, 3 graded, 0 at 9.4+)</w:t>
+        <w:t>Detective Comics 474   —   38 sales, 3 graded, 0 at 9.4+</w:t>
       </w:r>
     </w:p>
     <w:p>
@@ -552,7 +543,7 @@
         <w:pStyle w:val="ListBullet"/>
       </w:pPr>
       <w:r>
-        <w:t>Detective Comics 826   (14 sales, 0 graded, 0 at 9.4+)</w:t>
+        <w:t>Detective Comics 826   —   14 sales, 0 graded, 0 at 9.4+</w:t>
       </w:r>
     </w:p>
     <w:p>
@@ -560,7 +551,7 @@
         <w:pStyle w:val="ListBullet"/>
       </w:pPr>
       <w:r>
-        <w:t>Flash 123   (47 sales, 23 graded, 0 at 9.4+)</w:t>
+        <w:t>Flash 123   —   47 sales, 23 graded, 0 at 9.4+</w:t>
       </w:r>
     </w:p>
     <w:p>
@@ -568,7 +559,7 @@
         <w:pStyle w:val="ListBullet"/>
       </w:pPr>
       <w:r>
-        <w:t>Flash 139   (46 sales, 17 graded, 0 at 9.4+)</w:t>
+        <w:t>Flash 139   —   46 sales, 17 graded, 0 at 9.4+</w:t>
       </w:r>
     </w:p>
     <w:p>
@@ -576,7 +567,7 @@
         <w:pStyle w:val="ListBullet"/>
       </w:pPr>
       <w:r>
-        <w:t>Green Lantern 76   (107 sales, 43 graded, 2 at 9.4+)</w:t>
+        <w:t>Green Lantern 76   —   107 sales, 43 graded, 2 at 9.4+</w:t>
       </w:r>
     </w:p>
     <w:p>
@@ -584,7 +575,7 @@
         <w:pStyle w:val="ListBullet"/>
       </w:pPr>
       <w:r>
-        <w:t>Green Lantern 85   (30 sales, 5 graded, 1 at 9.4+)</w:t>
+        <w:t>Green Lantern 85   —   30 sales, 5 graded, 1 at 9.4+</w:t>
       </w:r>
     </w:p>
     <w:p>
@@ -592,7 +583,7 @@
         <w:pStyle w:val="ListBullet"/>
       </w:pPr>
       <w:r>
-        <w:t>Legion of Super-Heroes 1   (80 sales, 1 graded, 1 at 9.4+)</w:t>
+        <w:t>Legion of Super-Heroes 1 (1973)   —   80 sales, 1 graded, 1 at 9.4+</w:t>
       </w:r>
     </w:p>
     <w:p>
@@ -600,7 +591,7 @@
         <w:pStyle w:val="ListBullet"/>
       </w:pPr>
       <w:r>
-        <w:t>New Teen Titans 44   (10 sales, 3 graded, 0 at 9.4+)</w:t>
+        <w:t>New Teen Titans 44   —   10 sales, 3 graded, 0 at 9.4+</w:t>
       </w:r>
     </w:p>
     <w:p>
@@ -608,7 +599,7 @@
         <w:pStyle w:val="ListBullet"/>
       </w:pPr>
       <w:r>
-        <w:t>Superman 233   (70 sales, 21 graded, 1 at 9.4+)</w:t>
+        <w:t>Superman 233   —   70 sales, 21 graded, 1 at 9.4+</w:t>
       </w:r>
     </w:p>
     <w:p>
@@ -616,7 +607,311 @@
         <w:pStyle w:val="ListBullet"/>
       </w:pPr>
       <w:r>
-        <w:t>Swamp Thing 37   (71 sales, 19 graded, 3 at 9.4+)</w:t>
+        <w:t>Swamp Thing 37   —   71 sales, 19 graded, 3 at 9.4+</w:t>
+      </w:r>
+    </w:p>
+    <w:p>
+      <w:pPr>
+        <w:pStyle w:val="Heading1"/>
+      </w:pPr>
+      <w:r>
+        <w:t>FRIDAY — Image, Indie &amp; Horror</w:t>
+      </w:r>
+    </w:p>
+    <w:p>
+      <w:pPr>
+        <w:pStyle w:val="ListBullet"/>
+      </w:pPr>
+      <w:r>
+        <w:t>Black Science 1 (2013)   —   56 sales, 1 graded, 1 at 9.4+</w:t>
+      </w:r>
+    </w:p>
+    <w:p>
+      <w:pPr>
+        <w:pStyle w:val="ListBullet"/>
+      </w:pPr>
+      <w:r>
+        <w:t>Cerebus 1 (1977)   —   3 sales, 1 graded, 0 at 9.4+</w:t>
+      </w:r>
+    </w:p>
+    <w:p>
+      <w:pPr>
+        <w:pStyle w:val="ListBullet"/>
+      </w:pPr>
+      <w:r>
+        <w:t>Creepy 1 (1964)   —   37 sales, 8 graded, 0 at 9.4+</w:t>
+      </w:r>
+    </w:p>
+    <w:p>
+      <w:pPr>
+        <w:pStyle w:val="ListBullet"/>
+      </w:pPr>
+      <w:r>
+        <w:t>Cyberforce 1 (1992)   —   1 sales, 0 graded, 0 at 9.4+</w:t>
+      </w:r>
+    </w:p>
+    <w:p>
+      <w:pPr>
+        <w:pStyle w:val="ListBullet"/>
+      </w:pPr>
+      <w:r>
+        <w:t>Deadly Class 1 (2010)   —   30 sales, 4 graded, 4 at 9.4+</w:t>
+      </w:r>
+    </w:p>
+    <w:p>
+      <w:pPr>
+        <w:pStyle w:val="ListBullet"/>
+      </w:pPr>
+      <w:r>
+        <w:t>Descender 1 (2015)   —   35 sales, 3 graded, 3 at 9.4+</w:t>
+      </w:r>
+    </w:p>
+    <w:p>
+      <w:pPr>
+        <w:pStyle w:val="ListBullet"/>
+      </w:pPr>
+      <w:r>
+        <w:t>Eerie 1 (1964)   —   7 sales, 4 graded, 0 at 9.4+</w:t>
+      </w:r>
+    </w:p>
+    <w:p>
+      <w:pPr>
+        <w:pStyle w:val="ListBullet"/>
+      </w:pPr>
+      <w:r>
+        <w:t>Elfquest 1 (1985)   —   38 sales, 4 graded, 3 at 9.4+</w:t>
+      </w:r>
+    </w:p>
+    <w:p>
+      <w:pPr>
+        <w:pStyle w:val="ListBullet"/>
+      </w:pPr>
+      <w:r>
+        <w:t>Fire Power 1 (2020)   —   27 sales, 3 graded, 3 at 9.4+</w:t>
+      </w:r>
+    </w:p>
+    <w:p>
+      <w:pPr>
+        <w:pStyle w:val="ListBullet"/>
+      </w:pPr>
+      <w:r>
+        <w:t>I Hate Fairyland 1 (2015)   —   67 sales, 2 graded, 2 at 9.4+</w:t>
+      </w:r>
+    </w:p>
+    <w:p>
+      <w:pPr>
+        <w:pStyle w:val="ListBullet"/>
+      </w:pPr>
+      <w:r>
+        <w:t>Rat Queens 1 (2013)   —   16 sales, 1 graded, 1 at 9.4+</w:t>
+      </w:r>
+    </w:p>
+    <w:p>
+      <w:pPr>
+        <w:pStyle w:val="ListBullet"/>
+      </w:pPr>
+      <w:r>
+        <w:t>Savage Dragon 1 (1992)   —   32 sales, 4 graded, 4 at 9.4+</w:t>
+      </w:r>
+    </w:p>
+    <w:p>
+      <w:pPr>
+        <w:pStyle w:val="ListBullet"/>
+      </w:pPr>
+      <w:r>
+        <w:t>Spawn 9   —   10 sales, 3 graded, 3 at 9.4+</w:t>
+      </w:r>
+    </w:p>
+    <w:p>
+      <w:pPr>
+        <w:pStyle w:val="ListBullet"/>
+      </w:pPr>
+      <w:r>
+        <w:t>Tales from the Crypt 1 (1990)   —   53 sales, 4 graded, 4 at 9.4+</w:t>
+      </w:r>
+    </w:p>
+    <w:p>
+      <w:pPr>
+        <w:pStyle w:val="ListBullet"/>
+      </w:pPr>
+      <w:r>
+        <w:t>The Darkness 1 (1996)   —   48 sales, 3 graded, 3 at 9.4+</w:t>
+      </w:r>
+    </w:p>
+    <w:p>
+      <w:pPr>
+        <w:pStyle w:val="ListBullet"/>
+      </w:pPr>
+      <w:r>
+        <w:t>The Wicked + The Divine 1 (2014)   —   25 sales, 1 graded, 1 at 9.4+</w:t>
+      </w:r>
+    </w:p>
+    <w:p>
+      <w:pPr>
+        <w:pStyle w:val="ListBullet"/>
+      </w:pPr>
+      <w:r>
+        <w:t>Vampirella 1 (1969)   —   45 sales, 8 graded, 0 at 9.4+</w:t>
+      </w:r>
+    </w:p>
+    <w:p>
+      <w:pPr>
+        <w:pStyle w:val="ListBullet"/>
+      </w:pPr>
+      <w:r>
+        <w:t>WildC.A.T.S 1 (1992)   —   7 sales, 1 graded, 1 at 9.4+</w:t>
+      </w:r>
+    </w:p>
+    <w:p>
+      <w:pPr>
+        <w:pStyle w:val="Heading1"/>
+      </w:pPr>
+      <w:r>
+        <w:t>SATURDAY — Media-driven &amp; Copper tail</w:t>
+      </w:r>
+    </w:p>
+    <w:p>
+      <w:pPr>
+        <w:pStyle w:val="ListBullet"/>
+      </w:pPr>
+      <w:r>
+        <w:t>Animal Man 1 (1988)   —   25 sales, 3 graded, 2 at 9.4+</w:t>
+      </w:r>
+    </w:p>
+    <w:p>
+      <w:pPr>
+        <w:pStyle w:val="ListBullet"/>
+      </w:pPr>
+      <w:r>
+        <w:t>Captain Britain 1 (1976)   —   32 sales, 9 graded, 4 at 9.4+</w:t>
+      </w:r>
+    </w:p>
+    <w:p>
+      <w:pPr>
+        <w:pStyle w:val="ListBullet"/>
+      </w:pPr>
+      <w:r>
+        <w:t>Doctor Strange 169   —   71 sales, 28 graded, 1 at 9.4+</w:t>
+      </w:r>
+    </w:p>
+    <w:p>
+      <w:pPr>
+        <w:pStyle w:val="ListBullet"/>
+      </w:pPr>
+      <w:r>
+        <w:t>Doom Patrol 19   —   2 sales, 0 graded, 0 at 9.4+</w:t>
+      </w:r>
+    </w:p>
+    <w:p>
+      <w:pPr>
+        <w:pStyle w:val="ListBullet"/>
+      </w:pPr>
+      <w:r>
+        <w:t>Fantastic Four 244   —   42 sales, 6 graded, 4 at 9.4+</w:t>
+      </w:r>
+    </w:p>
+    <w:p>
+      <w:pPr>
+        <w:pStyle w:val="ListBullet"/>
+      </w:pPr>
+      <w:r>
+        <w:t>Fantastic Four 371   —   15 sales, 0 graded, 0 at 9.4+</w:t>
+      </w:r>
+    </w:p>
+    <w:p>
+      <w:pPr>
+        <w:pStyle w:val="ListBullet"/>
+      </w:pPr>
+      <w:r>
+        <w:t>Hawkeye 1 (2012)   —   27 sales, 4 graded, 4 at 9.4+</w:t>
+      </w:r>
+    </w:p>
+    <w:p>
+      <w:pPr>
+        <w:pStyle w:val="ListBullet"/>
+      </w:pPr>
+      <w:r>
+        <w:t>Ironheart 1 (2019)   —   7 sales, 2 graded, 2 at 9.4+</w:t>
+      </w:r>
+    </w:p>
+    <w:p>
+      <w:pPr>
+        <w:pStyle w:val="ListBullet"/>
+      </w:pPr>
+      <w:r>
+        <w:t>Justice League International 1 (2011)   —   10 sales, 1 graded, 1 at 9.4+</w:t>
+      </w:r>
+    </w:p>
+    <w:p>
+      <w:pPr>
+        <w:pStyle w:val="ListBullet"/>
+      </w:pPr>
+      <w:r>
+        <w:t>Moon Knight 25   —   6 sales, 3 graded, 3 at 9.4+</w:t>
+      </w:r>
+    </w:p>
+    <w:p>
+      <w:pPr>
+        <w:pStyle w:val="ListBullet"/>
+      </w:pPr>
+      <w:r>
+        <w:t>Quasar 1   —   12 sales, 0 graded, 0 at 9.4+</w:t>
+      </w:r>
+    </w:p>
+    <w:p>
+      <w:pPr>
+        <w:pStyle w:val="ListBullet"/>
+      </w:pPr>
+      <w:r>
+        <w:t>Shade the Changing Man 1 (1977)   —   21 sales, 1 graded, 1 at 9.4+</w:t>
+      </w:r>
+    </w:p>
+    <w:p>
+      <w:pPr>
+        <w:pStyle w:val="ListBullet"/>
+      </w:pPr>
+      <w:r>
+        <w:t>Silver Surfer 3   —   113 sales, 44 graded, 1 at 9.4+</w:t>
+      </w:r>
+    </w:p>
+    <w:p>
+      <w:pPr>
+        <w:pStyle w:val="ListBullet"/>
+      </w:pPr>
+      <w:r>
+        <w:t>Silver Surfer 4   —   99 sales, 46 graded, 1 at 9.4+</w:t>
+      </w:r>
+    </w:p>
+    <w:p>
+      <w:pPr>
+        <w:pStyle w:val="ListBullet"/>
+      </w:pPr>
+      <w:r>
+        <w:t>That Texas Blood 1   —   84 sales, 1 graded, 1 at 9.4+</w:t>
+      </w:r>
+    </w:p>
+    <w:p>
+      <w:pPr>
+        <w:pStyle w:val="ListBullet"/>
+      </w:pPr>
+      <w:r>
+        <w:t>Thunderbolts 1 (1997)   —   18 sales, 2 graded, 1 at 9.4+</w:t>
+      </w:r>
+    </w:p>
+    <w:p>
+      <w:pPr>
+        <w:pStyle w:val="ListBullet"/>
+      </w:pPr>
+      <w:r>
+        <w:t>Turok Dinosaur Hunter 1 (1993)   —   8 sales, 1 graded, 1 at 9.4+</w:t>
+      </w:r>
+    </w:p>
+    <w:p>
+      <w:pPr>
+        <w:pStyle w:val="Heading1"/>
+      </w:pPr>
+      <w:r>
+        <w:t>THURSDAY — nothing. The Silver Age day is cut.</w:t>
       </w:r>
     </w:p>
     <w:p>
@@ -625,375 +920,7 @@
           <w:b w:val="0"/>
           <w:sz w:val="22"/>
         </w:rPr>
-        <w:t>34 searches.</w:t>
-      </w:r>
-    </w:p>
-    <w:p>
-      <w:pPr>
-        <w:pStyle w:val="Heading1"/>
-      </w:pPr>
-      <w:r>
-        <w:t>THURSDAY — Silver Age</w:t>
-      </w:r>
-    </w:p>
-    <w:p>
-      <w:pPr>
-        <w:pStyle w:val="ListBullet"/>
-      </w:pPr>
-      <w:r>
-        <w:t>Amazing Spider-Man 2   (73 sales, 22 graded, 2 at 9.4+)</w:t>
-      </w:r>
-    </w:p>
-    <w:p>
-      <w:pPr>
-        <w:pStyle w:val="ListBullet"/>
-      </w:pPr>
-      <w:r>
-        <w:t>Amazing Spider-Man 3   (54 sales, 16 graded, 2 at 9.4+)</w:t>
-      </w:r>
-    </w:p>
-    <w:p>
-      <w:pPr>
-        <w:pStyle w:val="ListBullet"/>
-      </w:pPr>
-      <w:r>
-        <w:t>Amazing Spider-Man 31   (214 sales, 44 graded, 2 at 9.4+)</w:t>
-      </w:r>
-    </w:p>
-    <w:p>
-      <w:pPr>
-        <w:pStyle w:val="ListBullet"/>
-      </w:pPr>
-      <w:r>
-        <w:t>Amazing Spider-Man 33   (146 sales, 22 graded, 2 at 9.4+)</w:t>
-      </w:r>
-    </w:p>
-    <w:p>
-      <w:pPr>
-        <w:pStyle w:val="ListBullet"/>
-      </w:pPr>
-      <w:r>
-        <w:t>Amazing Spider-Man 50   (213 sales, 71 graded, 0 at 9.4+)</w:t>
-      </w:r>
-    </w:p>
-    <w:p>
-      <w:pPr>
-        <w:pStyle w:val="ListBullet"/>
-      </w:pPr>
-      <w:r>
-        <w:t>Amazing Spider-Man 73   (95 sales, 20 graded, 2 at 9.4+)</w:t>
-      </w:r>
-    </w:p>
-    <w:p>
-      <w:pPr>
-        <w:pStyle w:val="ListBullet"/>
-      </w:pPr>
-      <w:r>
-        <w:t>Amazing Spider-Man 101   (199 sales, 73 graded, 4 at 9.4+)</w:t>
-      </w:r>
-    </w:p>
-    <w:p>
-      <w:pPr>
-        <w:pStyle w:val="ListBullet"/>
-      </w:pPr>
-      <w:r>
-        <w:t>Avengers 1   (142 sales, 52 graded, 4 at 9.4+)</w:t>
-      </w:r>
-    </w:p>
-    <w:p>
-      <w:pPr>
-        <w:pStyle w:val="ListBullet"/>
-      </w:pPr>
-      <w:r>
-        <w:t>Avengers 4   (53 sales, 26 graded, 0 at 9.4+)</w:t>
-      </w:r>
-    </w:p>
-    <w:p>
-      <w:pPr>
-        <w:pStyle w:val="ListBullet"/>
-      </w:pPr>
-      <w:r>
-        <w:t>Avengers 8   (57 sales, 30 graded, 0 at 9.4+)</w:t>
-      </w:r>
-    </w:p>
-    <w:p>
-      <w:pPr>
-        <w:pStyle w:val="ListBullet"/>
-      </w:pPr>
-      <w:r>
-        <w:t>Avengers 16   (39 sales, 7 graded, 0 at 9.4+)</w:t>
-      </w:r>
-    </w:p>
-    <w:p>
-      <w:pPr>
-        <w:pStyle w:val="ListBullet"/>
-      </w:pPr>
-      <w:r>
-        <w:t>Avengers 55   (79 sales, 28 graded, 2 at 9.4+)</w:t>
-      </w:r>
-    </w:p>
-    <w:p>
-      <w:pPr>
-        <w:pStyle w:val="ListBullet"/>
-      </w:pPr>
-      <w:r>
-        <w:t>Avengers 57   (98 sales, 41 graded, 1 at 9.4+)</w:t>
-      </w:r>
-    </w:p>
-    <w:p>
-      <w:pPr>
-        <w:pStyle w:val="ListBullet"/>
-      </w:pPr>
-      <w:r>
-        <w:t>Brave and the Bold 28   (53 sales, 29 graded, 1 at 9.4+)</w:t>
-      </w:r>
-    </w:p>
-    <w:p>
-      <w:pPr>
-        <w:pStyle w:val="ListBullet"/>
-      </w:pPr>
-      <w:r>
-        <w:t>Brave and the Bold 34   (14 sales, 5 graded, 0 at 9.4+)</w:t>
-      </w:r>
-    </w:p>
-    <w:p>
-      <w:pPr>
-        <w:pStyle w:val="ListBullet"/>
-      </w:pPr>
-      <w:r>
-        <w:t>Brave and the Bold 54   (34 sales, 14 graded, 0 at 9.4+)</w:t>
-      </w:r>
-    </w:p>
-    <w:p>
-      <w:pPr>
-        <w:pStyle w:val="ListBullet"/>
-      </w:pPr>
-      <w:r>
-        <w:t>Fantastic Four 1   (210 sales, 35 graded, 0 at 9.4+)</w:t>
-      </w:r>
-    </w:p>
-    <w:p>
-      <w:pPr>
-        <w:pStyle w:val="ListBullet"/>
-      </w:pPr>
-      <w:r>
-        <w:t>Fantastic Four 4   (108 sales, 21 graded, 2 at 9.4+)</w:t>
-      </w:r>
-    </w:p>
-    <w:p>
-      <w:pPr>
-        <w:pStyle w:val="ListBullet"/>
-      </w:pPr>
-      <w:r>
-        <w:t>Fantastic Four 5   (146 sales, 40 graded, 2 at 9.4+)</w:t>
-      </w:r>
-    </w:p>
-    <w:p>
-      <w:pPr>
-        <w:pStyle w:val="ListBullet"/>
-      </w:pPr>
-      <w:r>
-        <w:t>Fantastic Four 12   (67 sales, 14 graded, 0 at 9.4+)</w:t>
-      </w:r>
-    </w:p>
-    <w:p>
-      <w:pPr>
-        <w:pStyle w:val="ListBullet"/>
-      </w:pPr>
-      <w:r>
-        <w:t>Fantastic Four 45   (87 sales, 28 graded, 0 at 9.4+)</w:t>
-      </w:r>
-    </w:p>
-    <w:p>
-      <w:pPr>
-        <w:pStyle w:val="ListBullet"/>
-      </w:pPr>
-      <w:r>
-        <w:t>Fantastic Four 48   (205 sales, 101 graded, 2 at 9.4+)</w:t>
-      </w:r>
-    </w:p>
-    <w:p>
-      <w:pPr>
-        <w:pStyle w:val="ListBullet"/>
-      </w:pPr>
-      <w:r>
-        <w:t>Fantastic Four 49   (108 sales, 54 graded, 0 at 9.4+)</w:t>
-      </w:r>
-    </w:p>
-    <w:p>
-      <w:pPr>
-        <w:pStyle w:val="ListBullet"/>
-      </w:pPr>
-      <w:r>
-        <w:t>Fantastic Four 50   (90 sales, 33 graded, 0 at 9.4+)</w:t>
-      </w:r>
-    </w:p>
-    <w:p>
-      <w:pPr>
-        <w:pStyle w:val="ListBullet"/>
-      </w:pPr>
-      <w:r>
-        <w:t>Fantastic Four 52   (117 sales, 70 graded, 0 at 9.4+)</w:t>
-      </w:r>
-    </w:p>
-    <w:p>
-      <w:pPr>
-        <w:pStyle w:val="ListBullet"/>
-      </w:pPr>
-      <w:r>
-        <w:t>Journey into Mystery 83   (67 sales, 47 graded, 0 at 9.4+)</w:t>
-      </w:r>
-    </w:p>
-    <w:p>
-      <w:pPr>
-        <w:pStyle w:val="ListBullet"/>
-      </w:pPr>
-      <w:r>
-        <w:t>Journey into Mystery 85   (25 sales, 14 graded, 0 at 9.4+)</w:t>
-      </w:r>
-    </w:p>
-    <w:p>
-      <w:pPr>
-        <w:pStyle w:val="ListBullet"/>
-      </w:pPr>
-      <w:r>
-        <w:t>Journey into Mystery 112   (47 sales, 14 graded, 0 at 9.4+)</w:t>
-      </w:r>
-    </w:p>
-    <w:p>
-      <w:pPr>
-        <w:pStyle w:val="ListBullet"/>
-      </w:pPr>
-      <w:r>
-        <w:t>Showcase 4   (16 sales, 6 graded, 0 at 9.4+)</w:t>
-      </w:r>
-    </w:p>
-    <w:p>
-      <w:pPr>
-        <w:pStyle w:val="ListBullet"/>
-      </w:pPr>
-      <w:r>
-        <w:t>Showcase 8   (9 sales, 0 graded, 0 at 9.4+)</w:t>
-      </w:r>
-    </w:p>
-    <w:p>
-      <w:pPr>
-        <w:pStyle w:val="ListBullet"/>
-      </w:pPr>
-      <w:r>
-        <w:t>Showcase 22   (1 sales, 0 graded, 0 at 9.4+)</w:t>
-      </w:r>
-    </w:p>
-    <w:p>
-      <w:pPr>
-        <w:pStyle w:val="ListBullet"/>
-      </w:pPr>
-      <w:r>
-        <w:t>Showcase 34   (19 sales, 7 graded, 0 at 9.4+)</w:t>
-      </w:r>
-    </w:p>
-    <w:p>
-      <w:pPr>
-        <w:pStyle w:val="ListBullet"/>
-      </w:pPr>
-      <w:r>
-        <w:t>Strange Tales 110   (73 sales, 54 graded, 0 at 9.4+)</w:t>
-      </w:r>
-    </w:p>
-    <w:p>
-      <w:pPr>
-        <w:pStyle w:val="ListBullet"/>
-      </w:pPr>
-      <w:r>
-        <w:t>Strange Tales 115   (40 sales, 18 graded, 0 at 9.4+)</w:t>
-      </w:r>
-    </w:p>
-    <w:p>
-      <w:pPr>
-        <w:pStyle w:val="ListBullet"/>
-      </w:pPr>
-      <w:r>
-        <w:t>Strange Tales 135   (62 sales, 15 graded, 0 at 9.4+)</w:t>
-      </w:r>
-    </w:p>
-    <w:p>
-      <w:pPr>
-        <w:pStyle w:val="ListBullet"/>
-      </w:pPr>
-      <w:r>
-        <w:t>Tales of Suspense 39   (62 sales, 33 graded, 0 at 9.4+)</w:t>
-      </w:r>
-    </w:p>
-    <w:p>
-      <w:pPr>
-        <w:pStyle w:val="ListBullet"/>
-      </w:pPr>
-      <w:r>
-        <w:t>Tales of Suspense 48   (24 sales, 7 graded, 0 at 9.4+)</w:t>
-      </w:r>
-    </w:p>
-    <w:p>
-      <w:pPr>
-        <w:pStyle w:val="ListBullet"/>
-      </w:pPr>
-      <w:r>
-        <w:t>Tales of Suspense 52   (34 sales, 10 graded, 0 at 9.4+)</w:t>
-      </w:r>
-    </w:p>
-    <w:p>
-      <w:pPr>
-        <w:pStyle w:val="ListBullet"/>
-      </w:pPr>
-      <w:r>
-        <w:t>Tales of Suspense 57   (35 sales, 16 graded, 0 at 9.4+)</w:t>
-      </w:r>
-    </w:p>
-    <w:p>
-      <w:pPr>
-        <w:pStyle w:val="ListBullet"/>
-      </w:pPr>
-      <w:r>
-        <w:t>Tales to Astonish 27   (11 sales, 7 graded, 0 at 9.4+)</w:t>
-      </w:r>
-    </w:p>
-    <w:p>
-      <w:pPr>
-        <w:pStyle w:val="ListBullet"/>
-      </w:pPr>
-      <w:r>
-        <w:t>Tales to Astonish 35   (27 sales, 10 graded, 0 at 9.4+)</w:t>
-      </w:r>
-    </w:p>
-    <w:p>
-      <w:pPr>
-        <w:pStyle w:val="ListBullet"/>
-      </w:pPr>
-      <w:r>
-        <w:t>Tales to Astonish 44   (17 sales, 6 graded, 0 at 9.4+)</w:t>
-      </w:r>
-    </w:p>
-    <w:p>
-      <w:pPr>
-        <w:pStyle w:val="ListBullet"/>
-      </w:pPr>
-      <w:r>
-        <w:t>X-Men 12   (79 sales, 32 graded, 2 at 9.4+)</w:t>
-      </w:r>
-    </w:p>
-    <w:p>
-      <w:pPr>
-        <w:pStyle w:val="ListBullet"/>
-      </w:pPr>
-      <w:r>
-        <w:t>X-Men 14   (70 sales, 36 graded, 0 at 9.4+)</w:t>
-      </w:r>
-    </w:p>
-    <w:p>
-      <w:pPr>
-        <w:pStyle w:val="ListBullet"/>
-      </w:pPr>
-      <w:r>
-        <w:t>X-Men 28   (67 sales, 18 graded, 3 at 9.4+)</w:t>
+        <w:t>It used to be 47 searches. It is gone, and this is why.</w:t>
       </w:r>
     </w:p>
     <w:p>
@@ -1002,159 +929,7 @@
           <w:b w:val="0"/>
           <w:sz w:val="22"/>
         </w:rPr>
-        <w:t>45 searches.</w:t>
-      </w:r>
-    </w:p>
-    <w:p>
-      <w:pPr>
-        <w:pStyle w:val="Heading1"/>
-      </w:pPr>
-      <w:r>
-        <w:t>FRIDAY — Image, Indie &amp; Horror</w:t>
-      </w:r>
-    </w:p>
-    <w:p>
-      <w:pPr>
-        <w:pStyle w:val="ListBullet"/>
-      </w:pPr>
-      <w:r>
-        <w:t>Black Science 1   (56 sales, 1 graded, 1 at 9.4+)</w:t>
-      </w:r>
-    </w:p>
-    <w:p>
-      <w:pPr>
-        <w:pStyle w:val="ListBullet"/>
-      </w:pPr>
-      <w:r>
-        <w:t>Cerebus 1   (3 sales, 1 graded, 0 at 9.4+)</w:t>
-      </w:r>
-    </w:p>
-    <w:p>
-      <w:pPr>
-        <w:pStyle w:val="ListBullet"/>
-      </w:pPr>
-      <w:r>
-        <w:t>Creepy 1   (37 sales, 8 graded, 0 at 9.4+)</w:t>
-      </w:r>
-    </w:p>
-    <w:p>
-      <w:pPr>
-        <w:pStyle w:val="ListBullet"/>
-      </w:pPr>
-      <w:r>
-        <w:t>Cyberforce 1   (1 sales, 0 graded, 0 at 9.4+)</w:t>
-      </w:r>
-    </w:p>
-    <w:p>
-      <w:pPr>
-        <w:pStyle w:val="ListBullet"/>
-      </w:pPr>
-      <w:r>
-        <w:t>Deadly Class 1   (30 sales, 4 graded, 4 at 9.4+)</w:t>
-      </w:r>
-    </w:p>
-    <w:p>
-      <w:pPr>
-        <w:pStyle w:val="ListBullet"/>
-      </w:pPr>
-      <w:r>
-        <w:t>Descender 1   (35 sales, 3 graded, 3 at 9.4+)</w:t>
-      </w:r>
-    </w:p>
-    <w:p>
-      <w:pPr>
-        <w:pStyle w:val="ListBullet"/>
-      </w:pPr>
-      <w:r>
-        <w:t>Eerie 1   (7 sales, 4 graded, 0 at 9.4+)</w:t>
-      </w:r>
-    </w:p>
-    <w:p>
-      <w:pPr>
-        <w:pStyle w:val="ListBullet"/>
-      </w:pPr>
-      <w:r>
-        <w:t>Elfquest 1   (38 sales, 4 graded, 3 at 9.4+)</w:t>
-      </w:r>
-    </w:p>
-    <w:p>
-      <w:pPr>
-        <w:pStyle w:val="ListBullet"/>
-      </w:pPr>
-      <w:r>
-        <w:t>Fire Power 1   (27 sales, 3 graded, 3 at 9.4+)</w:t>
-      </w:r>
-    </w:p>
-    <w:p>
-      <w:pPr>
-        <w:pStyle w:val="ListBullet"/>
-      </w:pPr>
-      <w:r>
-        <w:t>I Hate Fairyland 1   (67 sales, 2 graded, 2 at 9.4+)</w:t>
-      </w:r>
-    </w:p>
-    <w:p>
-      <w:pPr>
-        <w:pStyle w:val="ListBullet"/>
-      </w:pPr>
-      <w:r>
-        <w:t>Rat Queens 1   (16 sales, 1 graded, 1 at 9.4+)</w:t>
-      </w:r>
-    </w:p>
-    <w:p>
-      <w:pPr>
-        <w:pStyle w:val="ListBullet"/>
-      </w:pPr>
-      <w:r>
-        <w:t>Savage Dragon 1   (32 sales, 4 graded, 4 at 9.4+)</w:t>
-      </w:r>
-    </w:p>
-    <w:p>
-      <w:pPr>
-        <w:pStyle w:val="ListBullet"/>
-      </w:pPr>
-      <w:r>
-        <w:t>Spawn 9   (10 sales, 3 graded, 3 at 9.4+)</w:t>
-      </w:r>
-    </w:p>
-    <w:p>
-      <w:pPr>
-        <w:pStyle w:val="ListBullet"/>
-      </w:pPr>
-      <w:r>
-        <w:t>Tales from the Crypt 1   (53 sales, 4 graded, 4 at 9.4+)</w:t>
-      </w:r>
-    </w:p>
-    <w:p>
-      <w:pPr>
-        <w:pStyle w:val="ListBullet"/>
-      </w:pPr>
-      <w:r>
-        <w:t>The Darkness 1   (48 sales, 3 graded, 3 at 9.4+)</w:t>
-      </w:r>
-    </w:p>
-    <w:p>
-      <w:pPr>
-        <w:pStyle w:val="ListBullet"/>
-      </w:pPr>
-      <w:r>
-        <w:t>The Wicked + The Divine 1   (25 sales, 1 graded, 1 at 9.4+)</w:t>
-      </w:r>
-    </w:p>
-    <w:p>
-      <w:pPr>
-        <w:pStyle w:val="ListBullet"/>
-      </w:pPr>
-      <w:r>
-        <w:t>Vampirella 1   (45 sales, 8 graded, 0 at 9.4+)</w:t>
-      </w:r>
-    </w:p>
-    <w:p>
-      <w:pPr>
-        <w:pStyle w:val="ListBullet"/>
-      </w:pPr>
-      <w:r>
-        <w:t>WildC.A.T.S 1   (7 sales, 1 graded, 1 at 9.4+)</w:t>
+        <w:t>Those comics do not trade in high grade. Not "we have not captured them" — they do not exist for sale at those grades. Across every sale we have ever recorded, going back to 2018: Tales to Astonish 27 has never appeared above 5.5. Tales of Suspense 39 never above 7.5. Strange Tales 110 never above 8.0. Fantastic Four 1 never above 9.2, across 35 graded sales. Searching them cannot produce a sale the market does not make. 28 of the 47 failed on this.</w:t>
       </w:r>
     </w:p>
     <w:p>
@@ -1163,151 +938,7 @@
           <w:b w:val="0"/>
           <w:sz w:val="22"/>
         </w:rPr>
-        <w:t>18 searches.</w:t>
-      </w:r>
-    </w:p>
-    <w:p>
-      <w:pPr>
-        <w:pStyle w:val="Heading1"/>
-      </w:pPr>
-      <w:r>
-        <w:t>SATURDAY — Media-driven &amp; Copper tail</w:t>
-      </w:r>
-    </w:p>
-    <w:p>
-      <w:pPr>
-        <w:pStyle w:val="ListBullet"/>
-      </w:pPr>
-      <w:r>
-        <w:t>Animal Man 1   (25 sales, 3 graded, 2 at 9.4+)</w:t>
-      </w:r>
-    </w:p>
-    <w:p>
-      <w:pPr>
-        <w:pStyle w:val="ListBullet"/>
-      </w:pPr>
-      <w:r>
-        <w:t>Captain Britain 1   (32 sales, 9 graded, 4 at 9.4+)</w:t>
-      </w:r>
-    </w:p>
-    <w:p>
-      <w:pPr>
-        <w:pStyle w:val="ListBullet"/>
-      </w:pPr>
-      <w:r>
-        <w:t>Doctor Strange 169   (71 sales, 28 graded, 1 at 9.4+)</w:t>
-      </w:r>
-    </w:p>
-    <w:p>
-      <w:pPr>
-        <w:pStyle w:val="ListBullet"/>
-      </w:pPr>
-      <w:r>
-        <w:t>Doom Patrol 19   (2 sales, 0 graded, 0 at 9.4+)</w:t>
-      </w:r>
-    </w:p>
-    <w:p>
-      <w:pPr>
-        <w:pStyle w:val="ListBullet"/>
-      </w:pPr>
-      <w:r>
-        <w:t>Fantastic Four 244   (42 sales, 6 graded, 4 at 9.4+)</w:t>
-      </w:r>
-    </w:p>
-    <w:p>
-      <w:pPr>
-        <w:pStyle w:val="ListBullet"/>
-      </w:pPr>
-      <w:r>
-        <w:t>Fantastic Four 371   (15 sales, 0 graded, 0 at 9.4+)</w:t>
-      </w:r>
-    </w:p>
-    <w:p>
-      <w:pPr>
-        <w:pStyle w:val="ListBullet"/>
-      </w:pPr>
-      <w:r>
-        <w:t>Hawkeye 1   (27 sales, 4 graded, 4 at 9.4+)</w:t>
-      </w:r>
-    </w:p>
-    <w:p>
-      <w:pPr>
-        <w:pStyle w:val="ListBullet"/>
-      </w:pPr>
-      <w:r>
-        <w:t>Ironheart 1   (7 sales, 2 graded, 2 at 9.4+)</w:t>
-      </w:r>
-    </w:p>
-    <w:p>
-      <w:pPr>
-        <w:pStyle w:val="ListBullet"/>
-      </w:pPr>
-      <w:r>
-        <w:t>Justice League International 1   (10 sales, 1 graded, 1 at 9.4+)</w:t>
-      </w:r>
-    </w:p>
-    <w:p>
-      <w:pPr>
-        <w:pStyle w:val="ListBullet"/>
-      </w:pPr>
-      <w:r>
-        <w:t>Moon Knight 25   (6 sales, 3 graded, 3 at 9.4+)</w:t>
-      </w:r>
-    </w:p>
-    <w:p>
-      <w:pPr>
-        <w:pStyle w:val="ListBullet"/>
-      </w:pPr>
-      <w:r>
-        <w:t>Quasar 1   (12 sales, 0 graded, 0 at 9.4+)</w:t>
-      </w:r>
-    </w:p>
-    <w:p>
-      <w:pPr>
-        <w:pStyle w:val="ListBullet"/>
-      </w:pPr>
-      <w:r>
-        <w:t>Shade the Changing Man 1   (21 sales, 1 graded, 1 at 9.4+)</w:t>
-      </w:r>
-    </w:p>
-    <w:p>
-      <w:pPr>
-        <w:pStyle w:val="ListBullet"/>
-      </w:pPr>
-      <w:r>
-        <w:t>Silver Surfer 3   (113 sales, 44 graded, 1 at 9.4+)</w:t>
-      </w:r>
-    </w:p>
-    <w:p>
-      <w:pPr>
-        <w:pStyle w:val="ListBullet"/>
-      </w:pPr>
-      <w:r>
-        <w:t>Silver Surfer 4   (99 sales, 46 graded, 1 at 9.4+)</w:t>
-      </w:r>
-    </w:p>
-    <w:p>
-      <w:pPr>
-        <w:pStyle w:val="ListBullet"/>
-      </w:pPr>
-      <w:r>
-        <w:t>That Texas Blood 1   (84 sales, 1 graded, 1 at 9.4+)</w:t>
-      </w:r>
-    </w:p>
-    <w:p>
-      <w:pPr>
-        <w:pStyle w:val="ListBullet"/>
-      </w:pPr>
-      <w:r>
-        <w:t>Thunderbolts 1   (18 sales, 2 graded, 1 at 9.4+)</w:t>
-      </w:r>
-    </w:p>
-    <w:p>
-      <w:pPr>
-        <w:pStyle w:val="ListBullet"/>
-      </w:pPr>
-      <w:r>
-        <w:t>Turok Dinosaur Hunter 1   (8 sales, 1 graded, 1 at 9.4+)</w:t>
+        <w:t>Of the 19 that looked like they did trade high, most turned out to be a different comic wearing the same name. Amazing Spider-Man 1 shows 24 sales at 9.4 and up — every one is from 1990 to 2018, so they are the relaunch and facsimile editions, not the 1963 comic. X-Men 4 shows 12, all from 1991 and 1992. Amazing Spider-Man 2 and 3 are all from 2014.</w:t>
       </w:r>
     </w:p>
     <w:p>
@@ -1316,7 +947,7 @@
           <w:b w:val="0"/>
           <w:sz w:val="22"/>
         </w:rPr>
-        <w:t>17 searches.</w:t>
+        <w:t>Five survive both checks and are moved to Sunday: Fantastic Four 4, Fantastic Four 5, Amazing Spider-Man 101, Amazing Spider-Man 121, Avengers 55.</w:t>
       </w:r>
     </w:p>
     <w:p>
@@ -1324,7 +955,7 @@
         <w:pStyle w:val="Heading1"/>
       </w:pPr>
       <w:r>
-        <w:t>SUNDAY — the four thin ones, plus keeping the big pools current</w:t>
+        <w:t>SUNDAY — the survivors, four thin ones, and keeping the big pools current</w:t>
       </w:r>
     </w:p>
     <w:p>
@@ -1333,7 +964,7 @@
           <w:b w:val="0"/>
           <w:sz w:val="22"/>
         </w:rPr>
-        <w:t>These four are actively traded and short of graded sales:</w:t>
+        <w:t>From the old Thursday, the five that genuinely trade in high grade:</w:t>
       </w:r>
     </w:p>
     <w:p>
@@ -1341,7 +972,7 @@
         <w:pStyle w:val="ListBullet"/>
       </w:pPr>
       <w:r>
-        <w:t>Saga of Swamp Thing 1  — search eBay for "Saga of the Swamp Thing 1"</w:t>
+        <w:t>Fantastic Four 4</w:t>
       </w:r>
     </w:p>
     <w:p>
@@ -1349,7 +980,7 @@
         <w:pStyle w:val="ListBullet"/>
       </w:pPr>
       <w:r>
-        <w:t>Wolverine 3  — type the year: Wolverine 3 1982</w:t>
+        <w:t>Fantastic Four 5</w:t>
       </w:r>
     </w:p>
     <w:p>
@@ -1357,7 +988,7 @@
         <w:pStyle w:val="ListBullet"/>
       </w:pPr>
       <w:r>
-        <w:t>That Texas Blood 1</w:t>
+        <w:t>Amazing Spider-Man 101</w:t>
       </w:r>
     </w:p>
     <w:p>
@@ -1365,7 +996,15 @@
         <w:pStyle w:val="ListBullet"/>
       </w:pPr>
       <w:r>
-        <w:t>Sex Criminals 1</w:t>
+        <w:t>Amazing Spider-Man 121</w:t>
+      </w:r>
+    </w:p>
+    <w:p>
+      <w:pPr>
+        <w:pStyle w:val="ListBullet"/>
+      </w:pPr>
+      <w:r>
+        <w:t>Avengers 55</w:t>
       </w:r>
     </w:p>
     <w:p>
@@ -1374,7 +1013,7 @@
           <w:b w:val="0"/>
           <w:sz w:val="22"/>
         </w:rPr>
-        <w:t>Then these, because sales older than one year drop out of the price calculation entirely, so the deepest pools shrink if nobody refreshes them:</w:t>
+        <w:t>Four that are actively traded and short of graded sales:</w:t>
       </w:r>
     </w:p>
     <w:p>
@@ -1382,7 +1021,7 @@
         <w:pStyle w:val="ListBullet"/>
       </w:pPr>
       <w:r>
-        <w:t>Amazing Spider-Man 300</w:t>
+        <w:t>Saga of the Swamp Thing 1 (1982)</w:t>
       </w:r>
     </w:p>
     <w:p>
@@ -1390,7 +1029,7 @@
         <w:pStyle w:val="ListBullet"/>
       </w:pPr>
       <w:r>
-        <w:t>New Mutants 98</w:t>
+        <w:t>Wolverine 3  — type the year: Wolverine 3 1982</w:t>
       </w:r>
     </w:p>
     <w:p>
@@ -1398,7 +1037,7 @@
         <w:pStyle w:val="ListBullet"/>
       </w:pPr>
       <w:r>
-        <w:t>Batman 404</w:t>
+        <w:t>That Texas Blood 1 (2020)</w:t>
       </w:r>
     </w:p>
     <w:p>
@@ -1406,63 +1045,7 @@
         <w:pStyle w:val="ListBullet"/>
       </w:pPr>
       <w:r>
-        <w:t>Incredible Hulk 181</w:t>
-      </w:r>
-    </w:p>
-    <w:p>
-      <w:pPr>
-        <w:pStyle w:val="ListBullet"/>
-      </w:pPr>
-      <w:r>
-        <w:t>Giant-Size X-Men 1</w:t>
-      </w:r>
-    </w:p>
-    <w:p>
-      <w:pPr>
-        <w:pStyle w:val="ListBullet"/>
-      </w:pPr>
-      <w:r>
-        <w:t>Uncanny X-Men 266</w:t>
-      </w:r>
-    </w:p>
-    <w:p>
-      <w:pPr>
-        <w:pStyle w:val="Heading1"/>
-      </w:pPr>
-      <w:r>
-        <w:t>DO NOT SEARCH THESE — the sales we have are the wrong comic</w:t>
-      </w:r>
-    </w:p>
-    <w:p>
-      <w:pPr>
-        <w:pStyle w:val="ListBullet"/>
-      </w:pPr>
-      <w:r>
-        <w:t>Action Comics 1 — every graded sale we have is a reprint, the 1987 Annual, or the 2011 or 2025 relaunch. None is the 1938 Superman comic.</w:t>
-      </w:r>
-    </w:p>
-    <w:p>
-      <w:pPr>
-        <w:pStyle w:val="ListBullet"/>
-      </w:pPr>
-      <w:r>
-        <w:t>Amazing Fantasy 15 — ours are 1992 reprints and the 2004 comic that shares the name.</w:t>
-      </w:r>
-    </w:p>
-    <w:p>
-      <w:pPr>
-        <w:pStyle w:val="ListBullet"/>
-      </w:pPr>
-      <w:r>
-        <w:t>Detective Comics 27 — not checked yet, same age and shape as the two above. Leave it.</w:t>
-      </w:r>
-    </w:p>
-    <w:p>
-      <w:pPr>
-        <w:pStyle w:val="Heading1"/>
-      </w:pPr>
-      <w:r>
-        <w:t>DO NOT SEARCH THESE EITHER — searching them cannot help</w:t>
+        <w:t>Sex Criminals 1 (2013)</w:t>
       </w:r>
     </w:p>
     <w:p>
@@ -1471,7 +1054,7 @@
           <w:b w:val="0"/>
           <w:sz w:val="22"/>
         </w:rPr>
-        <w:t>These come back with zero sales, but we are not missing the sales. We have them, filed under a mangled name, because words get dropped out of the title when it is filed. Anything you capture would land under the same mangled name. This needs a software fix, not searching.</w:t>
+        <w:t>And these, because sales older than a year drop out of the price calculation entirely, so the deepest pools shrink if nobody refreshes them:</w:t>
       </w:r>
     </w:p>
     <w:p>
@@ -1479,7 +1062,7 @@
         <w:pStyle w:val="ListBullet"/>
       </w:pPr>
       <w:r>
-        <w:t>Savage Sword of Conan 1 — we hold about 984 sales, filed as "Savage Sword Conan"</w:t>
+        <w:t>Amazing Spider-Man 300</w:t>
       </w:r>
     </w:p>
     <w:p>
@@ -1487,7 +1070,7 @@
         <w:pStyle w:val="ListBullet"/>
       </w:pPr>
       <w:r>
-        <w:t>Werewolf by Night 32 and 33 — we hold about 953 sales, filed as "Werewolf"</w:t>
+        <w:t>New Mutants 98</w:t>
       </w:r>
     </w:p>
     <w:p>
@@ -1495,7 +1078,7 @@
         <w:pStyle w:val="ListBullet"/>
       </w:pPr>
       <w:r>
-        <w:t>Batman: The Dark Knight Returns 1 — we hold about 772 sales, filed as "Dark Knight Returns"</w:t>
+        <w:t>Batman 404</w:t>
       </w:r>
     </w:p>
     <w:p>
@@ -1503,7 +1086,7 @@
         <w:pStyle w:val="ListBullet"/>
       </w:pPr>
       <w:r>
-        <w:t>DC Comics Presents 29 — we hold about 759 sales, filed as "DC Comics Presents"</w:t>
+        <w:t>Incredible Hulk 181</w:t>
       </w:r>
     </w:p>
     <w:p>
@@ -1511,7 +1094,7 @@
         <w:pStyle w:val="ListBullet"/>
       </w:pPr>
       <w:r>
-        <w:t>Master of Kung Fu 15 — we hold about 563 sales, filed as "Master Kung Fu"</w:t>
+        <w:t>Giant-Size X-Men 1</w:t>
       </w:r>
     </w:p>
     <w:p>
@@ -1519,15 +1102,15 @@
         <w:pStyle w:val="ListBullet"/>
       </w:pPr>
       <w:r>
-        <w:t>Saga of the Swamp Thing 21 — we hold about 494 sales, filed as "Saga of Swamp Thing"</w:t>
+        <w:t>Uncanny X-Men 266</w:t>
       </w:r>
     </w:p>
     <w:p>
       <w:pPr>
-        <w:pStyle w:val="ListBullet"/>
+        <w:pStyle w:val="Heading1"/>
       </w:pPr>
       <w:r>
-        <w:t>Marvel Feature 1 and 2 — we hold about 431 sales, filed as "Feature"</w:t>
+        <w:t>DO NOT SEARCH — the sales we have are the wrong comic</w:t>
       </w:r>
     </w:p>
     <w:p>
@@ -1535,7 +1118,7 @@
         <w:pStyle w:val="ListBullet"/>
       </w:pPr>
       <w:r>
-        <w:t>Adventures of Superman 500 — we hold about 340 sales, filed as "Adventures Superman"</w:t>
+        <w:t>Action Comics 1 — every graded sale is a reprint, the 1987 Annual, or the 2011 or 2025 relaunch.</w:t>
       </w:r>
     </w:p>
     <w:p>
@@ -1543,7 +1126,7 @@
         <w:pStyle w:val="ListBullet"/>
       </w:pPr>
       <w:r>
-        <w:t>Justice League of America 1 — we hold about 287 sales, filed as "Justice League"</w:t>
+        <w:t>Amazing Fantasy 15 — ours are 1992 reprints and the 2004 comic that shares the name.</w:t>
       </w:r>
     </w:p>
     <w:p>
@@ -1551,63 +1134,15 @@
         <w:pStyle w:val="ListBullet"/>
       </w:pPr>
       <w:r>
-        <w:t>Man of Steel 1 — we hold about 280 sales, filed as "Man Steel"</w:t>
+        <w:t>Detective Comics 27 — unchecked, same age and shape as the two above.</w:t>
       </w:r>
     </w:p>
     <w:p>
       <w:pPr>
-        <w:pStyle w:val="ListBullet"/>
+        <w:pStyle w:val="Heading1"/>
       </w:pPr>
       <w:r>
-        <w:t>Guardians of the Galaxy 1 — we hold about 192 sales, filed as "Guardians the Galaxy"</w:t>
-      </w:r>
-    </w:p>
-    <w:p>
-      <w:pPr>
-        <w:pStyle w:val="ListBullet"/>
-      </w:pPr>
-      <w:r>
-        <w:t>Marvel Preview 7 and 11 — we hold about 177 sales, filed as "Preview"</w:t>
-      </w:r>
-    </w:p>
-    <w:p>
-      <w:pPr>
-        <w:pStyle w:val="ListBullet"/>
-      </w:pPr>
-      <w:r>
-        <w:t>Hellboy: Seed of Destruction 1 — we hold about 112 sales, filed as "Hellboy Seed Destruction"</w:t>
-      </w:r>
-    </w:p>
-    <w:p>
-      <w:pPr>
-        <w:pStyle w:val="ListBullet"/>
-      </w:pPr>
-      <w:r>
-        <w:t>Marvel Premiere 15 and 25 — we hold about 734 sales, filed as "Premiere"</w:t>
-      </w:r>
-    </w:p>
-    <w:p>
-      <w:pPr>
-        <w:pStyle w:val="ListBullet"/>
-      </w:pPr>
-      <w:r>
-        <w:t>Captain Marvel 25, 26, 27 — we hold about 1137 sales, filed as "Captain / Captain America"</w:t>
-      </w:r>
-    </w:p>
-    <w:p>
-      <w:pPr>
-        <w:pStyle w:val="ListBullet"/>
-      </w:pPr>
-      <w:r>
-        <w:t>Agents of Atlas 1 — we hold about 83 sales, filed as "Agents Atlas"</w:t>
-      </w:r>
-    </w:p>
-    <w:p>
-      <w:pPr>
-        <w:pStyle w:val="Heading1"/>
-      </w:pPr>
-      <w:r>
-        <w:t>Three searches need the year typed in</w:t>
+        <w:t>DO NOT SEARCH — searching cannot help these</w:t>
       </w:r>
     </w:p>
     <w:p>
@@ -1616,7 +1151,7 @@
           <w:b w:val="0"/>
           <w:sz w:val="22"/>
         </w:rPr>
-        <w:t>Without the year, two different comics get mixed into one price.</w:t>
+        <w:t>These look like we have no sales. We have thousands. They are filed under a broken name because words get dropped from the title when it is saved, so nothing can look them up — including us. Anything you capture lands under the same broken name. This needs a code fix.</w:t>
       </w:r>
     </w:p>
     <w:p>
@@ -1624,7 +1159,7 @@
         <w:pStyle w:val="ListBullet"/>
       </w:pPr>
       <w:r>
-        <w:t>X-Men 1  →  X-Men 1 1963</w:t>
+        <w:t>Savage Sword of Conan — about 982 sales, filed as "split across 3 names, none searchable"</w:t>
       </w:r>
     </w:p>
     <w:p>
@@ -1632,7 +1167,7 @@
         <w:pStyle w:val="ListBullet"/>
       </w:pPr>
       <w:r>
-        <w:t>Wolverine 1, 2, 3, 4  →  Wolverine 1 1982</w:t>
+        <w:t>Werewolf by Night — about 952 sales, filed as "Werewolf"</w:t>
       </w:r>
     </w:p>
     <w:p>
@@ -1640,15 +1175,127 @@
         <w:pStyle w:val="ListBullet"/>
       </w:pPr>
       <w:r>
-        <w:t>Black Panther 1  →  Black Panther 1 1977</w:t>
+        <w:t>Web of Spider-Man — about 747 sales, filed as "Web Spider-Man"</w:t>
       </w:r>
     </w:p>
     <w:p>
       <w:pPr>
-        <w:pStyle w:val="Heading1"/>
+        <w:pStyle w:val="ListBullet"/>
       </w:pPr>
       <w:r>
-        <w:t>What is deliberately NOT on this list</w:t>
+        <w:t>Marvel Premiere — about 712 sales, filed as "Premiere"</w:t>
+      </w:r>
+    </w:p>
+    <w:p>
+      <w:pPr>
+        <w:pStyle w:val="ListBullet"/>
+      </w:pPr>
+      <w:r>
+        <w:t>Master of Kung Fu — about 554 sales, filed as "Master Kung Fu"</w:t>
+      </w:r>
+    </w:p>
+    <w:p>
+      <w:pPr>
+        <w:pStyle w:val="ListBullet"/>
+      </w:pPr>
+      <w:r>
+        <w:t>Captain Marvel — about 531 sales, filed as "Captain — collides with Captain America"</w:t>
+      </w:r>
+    </w:p>
+    <w:p>
+      <w:pPr>
+        <w:pStyle w:val="ListBullet"/>
+      </w:pPr>
+      <w:r>
+        <w:t>Marvel Feature — about 426 sales, filed as "Feature"</w:t>
+      </w:r>
+    </w:p>
+    <w:p>
+      <w:pPr>
+        <w:pStyle w:val="ListBullet"/>
+      </w:pPr>
+      <w:r>
+        <w:t>Adventures of Superman — about 340 sales, filed as "Adventures Superman"</w:t>
+      </w:r>
+    </w:p>
+    <w:p>
+      <w:pPr>
+        <w:pStyle w:val="ListBullet"/>
+      </w:pPr>
+      <w:r>
+        <w:t>Man of Steel — about 280 sales, filed as "Man Steel"</w:t>
+      </w:r>
+    </w:p>
+    <w:p>
+      <w:pPr>
+        <w:pStyle w:val="ListBullet"/>
+      </w:pPr>
+      <w:r>
+        <w:t>Justice League of America — about 261 sales, filed as "Justice League"</w:t>
+      </w:r>
+    </w:p>
+    <w:p>
+      <w:pPr>
+        <w:pStyle w:val="ListBullet"/>
+      </w:pPr>
+      <w:r>
+        <w:t>Tales of the Teen Titans — about 215 sales, filed as "Tales the Teen Titans"</w:t>
+      </w:r>
+    </w:p>
+    <w:p>
+      <w:pPr>
+        <w:pStyle w:val="ListBullet"/>
+      </w:pPr>
+      <w:r>
+        <w:t>Guardians of the Galaxy — about 192 sales, filed as "Guardians the Galaxy"</w:t>
+      </w:r>
+    </w:p>
+    <w:p>
+      <w:pPr>
+        <w:pStyle w:val="ListBullet"/>
+      </w:pPr>
+      <w:r>
+        <w:t>Marvel Preview — about 155 sales, filed as "Preview"</w:t>
+      </w:r>
+    </w:p>
+    <w:p>
+      <w:pPr>
+        <w:pStyle w:val="ListBullet"/>
+      </w:pPr>
+      <w:r>
+        <w:t>Legion of Super-Heroes — about 130 sales, filed as "Legion Super-Heroes"</w:t>
+      </w:r>
+    </w:p>
+    <w:p>
+      <w:pPr>
+        <w:pStyle w:val="ListBullet"/>
+      </w:pPr>
+      <w:r>
+        <w:t>Hellboy: Seed of Destruction — about 112 sales, filed as "Hellboy Seed Destruction"</w:t>
+      </w:r>
+    </w:p>
+    <w:p>
+      <w:pPr>
+        <w:pStyle w:val="ListBullet"/>
+      </w:pPr>
+      <w:r>
+        <w:t>House of Secrets — about 82 sales, filed as "House Secrets"</w:t>
+      </w:r>
+    </w:p>
+    <w:p>
+      <w:pPr>
+        <w:pStyle w:val="ListBullet"/>
+      </w:pPr>
+      <w:r>
+        <w:t>Agents of Atlas — about 82 sales, filed as "Agents Atlas"</w:t>
+      </w:r>
+    </w:p>
+    <w:p>
+      <w:pPr>
+        <w:pStyle w:val="ListBullet"/>
+      </w:pPr>
+      <w:r>
+        <w:t>House of Mystery — about 29 sales, filed as "House Mystery"</w:t>
       </w:r>
     </w:p>
     <w:p>
@@ -1657,7 +1304,56 @@
           <w:b w:val="0"/>
           <w:sz w:val="22"/>
         </w:rPr>
-        <w:t>135 of the 292 comics in the old rotating schedule were checked and have plenty of sales at every grade. They are not listed because searching them returns sales we already have. The old schedule keeps the full list if you ever want it back.</w:t>
+        <w:t>That is 6,815 sales across these 18 titles alone, and it is a floor — these are the ones that were checked, not all of them.</w:t>
+      </w:r>
+    </w:p>
+    <w:p>
+      <w:pPr>
+        <w:pStyle w:val="Heading1"/>
+      </w:pPr>
+      <w:r>
+        <w:t>Three searches need the year typed in</w:t>
+      </w:r>
+    </w:p>
+    <w:p>
+      <w:pPr>
+        <w:pStyle w:val="ListBullet"/>
+      </w:pPr>
+      <w:r>
+        <w:t>X-Men 1  →  X-Men 1 1963</w:t>
+      </w:r>
+    </w:p>
+    <w:p>
+      <w:pPr>
+        <w:pStyle w:val="ListBullet"/>
+      </w:pPr>
+      <w:r>
+        <w:t>Wolverine 1, 2, 3, 4  →  Wolverine 1 1982</w:t>
+      </w:r>
+    </w:p>
+    <w:p>
+      <w:pPr>
+        <w:pStyle w:val="ListBullet"/>
+      </w:pPr>
+      <w:r>
+        <w:t>Black Panther 1  →  Black Panther 1 1977</w:t>
+      </w:r>
+    </w:p>
+    <w:p>
+      <w:pPr>
+        <w:pStyle w:val="Heading1"/>
+      </w:pPr>
+      <w:r>
+        <w:t>What is deliberately not here</w:t>
+      </w:r>
+    </w:p>
+    <w:p>
+      <w:r>
+        <w:rPr>
+          <w:b w:val="0"/>
+          <w:sz w:val="22"/>
+        </w:rPr>
+        <w:t>135 comics from the old rotating schedule were checked and have plenty of sales at every grade. Searching them returns sales we already have.</w:t>
       </w:r>
     </w:p>
     <w:sectPr>

--- a/docs/EBAY_CAPTURE_WEEKLY.docx
+++ b/docs/EBAY_CAPTURE_WEEKLY.docx
@@ -34,7 +34,16 @@
           <w:b/>
           <w:sz w:val="22"/>
         </w:rPr>
-        <w:t>Where the comic is a #1, the publication year is in brackets. Type it into the eBay search — "Daredevil 1 1964" — or you will get every #1 that ever used the name.</w:t>
+        <w:t>Where the comic is a #1, the publication year is in brackets. Type it into the eBay search — "Defenders 1 1972" — or you will get every #1 that ever used the name.</w:t>
+      </w:r>
+    </w:p>
+    <w:p>
+      <w:r>
+        <w:rPr>
+          <w:b w:val="0"/>
+          <w:sz w:val="22"/>
+        </w:rPr>
+        <w:t>Some #1s have no year in brackets. That is deliberate. Our own records disagree with themselves about when those came out, so any year printed here would be a guess, and a wrong year in a search is worse than no year. Search those without one.</w:t>
       </w:r>
     </w:p>
     <w:p>
@@ -191,7 +200,7 @@
         <w:pStyle w:val="ListBullet"/>
       </w:pPr>
       <w:r>
-        <w:t>Marvel Team-Up 1 (1972)   —   159 sales, 17 graded, 4 at 9.4+</w:t>
+        <w:t>Marvel Team-Up 1   —   159 sales, 17 graded, 4 at 9.4+</w:t>
       </w:r>
     </w:p>
     <w:p>
@@ -207,7 +216,7 @@
         <w:pStyle w:val="ListBullet"/>
       </w:pPr>
       <w:r>
-        <w:t>Marvel Two-in-One 1 (1974)   —   77 sales, 3 graded, 1 at 9.4+</w:t>
+        <w:t>Marvel Two-in-One 1   —   77 sales, 3 graded, 1 at 9.4+</w:t>
       </w:r>
     </w:p>
     <w:p>
@@ -583,7 +592,7 @@
         <w:pStyle w:val="ListBullet"/>
       </w:pPr>
       <w:r>
-        <w:t>Legion of Super-Heroes 1 (1973)   —   80 sales, 1 graded, 1 at 9.4+</w:t>
+        <w:t>Legion of Super-Heroes 1   —   80 sales, 1 graded, 1 at 9.4+</w:t>
       </w:r>
     </w:p>
     <w:p>
@@ -655,7 +664,7 @@
         <w:pStyle w:val="ListBullet"/>
       </w:pPr>
       <w:r>
-        <w:t>Deadly Class 1 (2010)   —   30 sales, 4 graded, 4 at 9.4+</w:t>
+        <w:t>Deadly Class 1   —   30 sales, 4 graded, 4 at 9.4+</w:t>
       </w:r>
     </w:p>
     <w:p>
@@ -671,7 +680,7 @@
         <w:pStyle w:val="ListBullet"/>
       </w:pPr>
       <w:r>
-        <w:t>Eerie 1 (1964)   —   7 sales, 4 graded, 0 at 9.4+</w:t>
+        <w:t>Eerie 1   —   7 sales, 4 graded, 0 at 9.4+</w:t>
       </w:r>
     </w:p>
     <w:p>
@@ -695,7 +704,7 @@
         <w:pStyle w:val="ListBullet"/>
       </w:pPr>
       <w:r>
-        <w:t>I Hate Fairyland 1 (2015)   —   67 sales, 2 graded, 2 at 9.4+</w:t>
+        <w:t>I Hate Fairyland 1   —   67 sales, 2 graded, 2 at 9.4+</w:t>
       </w:r>
     </w:p>
     <w:p>
@@ -711,7 +720,7 @@
         <w:pStyle w:val="ListBullet"/>
       </w:pPr>
       <w:r>
-        <w:t>Savage Dragon 1 (1992)   —   32 sales, 4 graded, 4 at 9.4+</w:t>
+        <w:t>Savage Dragon 1   —   32 sales, 4 graded, 4 at 9.4+</w:t>
       </w:r>
     </w:p>
     <w:p>
@@ -727,7 +736,7 @@
         <w:pStyle w:val="ListBullet"/>
       </w:pPr>
       <w:r>
-        <w:t>Tales from the Crypt 1 (1990)   —   53 sales, 4 graded, 4 at 9.4+</w:t>
+        <w:t>Tales from the Crypt 1   —   53 sales, 4 graded, 4 at 9.4+</w:t>
       </w:r>
     </w:p>
     <w:p>
@@ -735,7 +744,7 @@
         <w:pStyle w:val="ListBullet"/>
       </w:pPr>
       <w:r>
-        <w:t>The Darkness 1 (1996)   —   48 sales, 3 graded, 3 at 9.4+</w:t>
+        <w:t>The Darkness 1   —   48 sales, 3 graded, 3 at 9.4+</w:t>
       </w:r>
     </w:p>
     <w:p>
@@ -823,7 +832,7 @@
         <w:pStyle w:val="ListBullet"/>
       </w:pPr>
       <w:r>
-        <w:t>Hawkeye 1 (2012)   —   27 sales, 4 graded, 4 at 9.4+</w:t>
+        <w:t>Hawkeye 1   —   27 sales, 4 graded, 4 at 9.4+</w:t>
       </w:r>
     </w:p>
     <w:p>
